--- a/briefings/线口监测早报-2026-08-15.docx
+++ b/briefings/线口监测早报-2026-08-15.docx
@@ -22,7 +22,7 @@
           <w:color w:val="888888"/>
           <w:sz w:val="18"/>
         </w:rPr>
-        <w:t>监测窗口:近48小时 | 生成时间:2026-08-15 11:09</w:t>
+        <w:t>监测窗口:近48小时 | 生成时间:2026-08-15 11:24</w:t>
       </w:r>
     </w:p>
     <w:p>
@@ -50,9 +50,18 @@
       <w:r>
         <w:rPr>
           <w:rFonts w:ascii="Times New Roman" w:hAnsi="Times New Roman" w:eastAsia="宋体"/>
+          <w:b/>
+          <w:color w:val="41D87E"/>
           <w:sz w:val="21"/>
         </w:rPr>
-        <w:t>阿里千问开放 AI 眼镜生态，支持自建导游、教练、巡检等多种 skill——阿里千问开放平台上线AI眼镜端能力，提供技能平台与行业定制两大模块，开发者可基于场景快速构建导游、工业巡检、健身教练等垂直Skill，标志着国产大模型从云端向具身智能终端深度延伸。(IT之家)</w:t>
+        <w:t>【本地】</w:t>
+      </w:r>
+      <w:r>
+        <w:rPr>
+          <w:rFonts w:ascii="Times New Roman" w:hAnsi="Times New Roman" w:eastAsia="宋体"/>
+          <w:sz w:val="21"/>
+        </w:rPr>
+        <w:t>国产动画电影《八仙！》在北美首映，此前已进入中国影史国产动画片票房榜前七——《八仙！》于洛杉矶举行北美首映礼，同步登陆美加院线，是继《哪吒》《姜子牙》后又一成功出海的东方美学动画，融合粤语俚语彩蛋与岭南建筑元素，引发海外观众对广府文化的兴趣。(IT之家)</w:t>
       </w:r>
     </w:p>
     <w:p>
@@ -67,26 +76,18 @@
       <w:r>
         <w:rPr>
           <w:rFonts w:ascii="Times New Roman" w:hAnsi="Times New Roman" w:eastAsia="宋体"/>
+          <w:b/>
+          <w:color w:val="41D87E"/>
           <w:sz w:val="21"/>
         </w:rPr>
-        <w:t>美团：无锡、上海、杭州等城市评估“红灯停表”功能，预计今年内覆盖超百万骑手——美团在北京试点‘红灯停表’功能后，正于无锡、上海、杭州等城市开展评估，通过交通信号数据对接自动顺延配送时间，兼顾安全合规与骑手权益，探索算法治理新范式。(IT之家)</w:t>
-      </w:r>
-    </w:p>
-    <w:p>
-      <w:r>
-        <w:rPr>
-          <w:rFonts w:ascii="Times New Roman" w:hAnsi="Times New Roman" w:eastAsia="宋体"/>
-          <w:b/>
-          <w:sz w:val="21"/>
-        </w:rPr>
-        <w:t xml:space="preserve">3. </w:t>
+        <w:t>【本地】</w:t>
       </w:r>
       <w:r>
         <w:rPr>
           <w:rFonts w:ascii="Times New Roman" w:hAnsi="Times New Roman" w:eastAsia="宋体"/>
           <w:sz w:val="21"/>
         </w:rPr>
-        <w:t>EWC 电竞世俱杯回应《和平精英》多名选手食物中毒，原定比赛延期一天——巴黎举办的EWC电竞世俱杯突发选手集体食物中毒事件，涉及《和平精英》多支战队，赛事方紧急延期并启动卫生调查，暴露国际电竞赛事后勤保障体系漏洞。(IT之家)</w:t>
+        <w:t>EWC 电竞世俱杯回应《和平精英》多名选手食物中毒，原定比赛延期一天——巴黎举办的EWC电竞世俱杯突发《和平精英》战队选手集体食物中毒事件，官方紧急延期比赛并启动调查；该赛事由腾讯旗下天美工作室主导，凸显国际电竞赛事后勤保障与跨国协作挑战。(IT之家)</w:t>
       </w:r>
     </w:p>
     <w:p>
@@ -109,16 +110,14 @@
         <w:rPr>
           <w:rFonts w:ascii="Times New Roman" w:hAnsi="Times New Roman" w:eastAsia="黑体"/>
           <w:b/>
-          <w:color w:val="41D87E"/>
           <w:sz w:val="24"/>
         </w:rPr>
-        <w:t>【A级·线索】</w:t>
+        <w:t>【B级·关注】</w:t>
       </w:r>
       <w:r>
         <w:rPr>
           <w:rFonts w:ascii="Times New Roman" w:hAnsi="Times New Roman" w:eastAsia="黑体"/>
           <w:b/>
-          <w:color w:val="41D87E"/>
           <w:sz w:val="24"/>
         </w:rPr>
         <w:t>阿里千问开放 AI 眼镜生态，支持自建导游、教练、巡检等多种 skill</w:t>
@@ -136,7 +135,7 @@
     </w:p>
     <w:p>
       <w:r>
-        <w:t>阿里千问开放平台上线AI眼镜端能力，提供技能平台与行业定制两大模块，开发者可基于场景快速构建导游、工业巡检、健身教练等垂直Skill，标志着国产大模型从云端向具身智能终端深度延伸。</w:t>
+        <w:t>阿里千问开放平台于8月10日上线，首次全面支持App、PC及AI眼镜三端；眼镜端提供技能平台与行业定制模块，开发者可基于场景快速构建导游、教练、工业巡检等垂直Skill，推动AI眼镜从消费硬件向生产力工具升级。</w:t>
       </w:r>
     </w:p>
     <w:p>
@@ -146,7 +145,7 @@
           <w:i/>
           <w:sz w:val="21"/>
         </w:rPr>
-        <w:t>角度建议:聚焦广州AI硬件企业（如影石、小鹏汇天）能否接入该生态，联动黄埔AI产业园、南沙自动驾驶示范区做本地化落地案例挖掘</w:t>
+        <w:t>角度建议:聚焦广州AI企业（如小鹏、云从）能否接入该生态，联动本地文旅、制造业场景落地案例</w:t>
       </w:r>
     </w:p>
     <w:p>
@@ -185,114 +184,6 @@
           <w:b/>
           <w:sz w:val="24"/>
         </w:rPr>
-        <w:t>阿里开源 Qwen3.8-27B 模型，编程、办公场景表现超越 Qwen3.7-Plus</w:t>
-      </w:r>
-    </w:p>
-    <w:p>
-      <w:r>
-        <w:rPr>
-          <w:rFonts w:ascii="Times New Roman" w:hAnsi="Times New Roman" w:eastAsia="宋体"/>
-          <w:color w:val="888888"/>
-          <w:sz w:val="18"/>
-        </w:rPr>
-        <w:t>来源:IT之家 | 时间:08-14 23:13</w:t>
-      </w:r>
-    </w:p>
-    <w:p>
-      <w:r>
-        <w:t>阿里正式开源Qwen3.8-27B大模型，强调其在代码生成、多轮办公协作等场景的显著提升，支持免费商用，为中小企业及高校提供高性能低成本AI底座。</w:t>
-      </w:r>
-    </w:p>
-    <w:p>
-      <w:r>
-        <w:rPr>
-          <w:rFonts w:ascii="Times New Roman" w:hAnsi="Times New Roman" w:eastAsia="宋体"/>
-          <w:sz w:val="18"/>
-        </w:rPr>
-        <w:t>链接:</w:t>
-      </w:r>
-      <w:hyperlink r:id="rId10">
-        <w:r>
-          <w:rPr>
-            <w:color w:val="0563C1"/>
-            <w:u w:val="single"/>
-          </w:rPr>
-          <w:t>阿里开源 Qwen3.8-27B 模型，编程、办公场景表现超越 Qwen3.7-Plus</w:t>
-        </w:r>
-      </w:hyperlink>
-    </w:p>
-    <w:p>
-      <w:pPr>
-        <w:pStyle w:val="Heading3"/>
-      </w:pPr>
-      <w:r>
-        <w:rPr>
-          <w:rFonts w:ascii="Times New Roman" w:hAnsi="Times New Roman" w:eastAsia="黑体"/>
-          <w:b/>
-          <w:sz w:val="24"/>
-        </w:rPr>
-        <w:t>【B级·关注】</w:t>
-      </w:r>
-      <w:r>
-        <w:rPr>
-          <w:rFonts w:ascii="Times New Roman" w:hAnsi="Times New Roman" w:eastAsia="黑体"/>
-          <w:b/>
-          <w:sz w:val="24"/>
-        </w:rPr>
-        <w:t>“虾虾大脑”升级：荣耀 YOYO Claw 官宣接入智谱最新发布的 GLM-5.3 大模型</w:t>
-      </w:r>
-    </w:p>
-    <w:p>
-      <w:r>
-        <w:rPr>
-          <w:rFonts w:ascii="Times New Roman" w:hAnsi="Times New Roman" w:eastAsia="宋体"/>
-          <w:color w:val="888888"/>
-          <w:sz w:val="18"/>
-        </w:rPr>
-        <w:t>来源:IT之家 | 时间:08-15 08:54</w:t>
-      </w:r>
-    </w:p>
-    <w:p>
-      <w:r>
-        <w:t>荣耀YOYO Claw智能体全面接入智谱GLM-5.3大模型，通过更长周期训练和多样化任务优化，显著提升语音交互理解力与多模态响应能力，强化手机端AI Agent实用性。</w:t>
-      </w:r>
-    </w:p>
-    <w:p>
-      <w:r>
-        <w:rPr>
-          <w:rFonts w:ascii="Times New Roman" w:hAnsi="Times New Roman" w:eastAsia="宋体"/>
-          <w:sz w:val="18"/>
-        </w:rPr>
-        <w:t>链接:</w:t>
-      </w:r>
-      <w:hyperlink r:id="rId11">
-        <w:r>
-          <w:rPr>
-            <w:color w:val="0563C1"/>
-            <w:u w:val="single"/>
-          </w:rPr>
-          <w:t>“虾虾大脑”升级：荣耀 YOYO Claw 官宣接入智谱最新发布的 GLM-5.3 大模型</w:t>
-        </w:r>
-      </w:hyperlink>
-    </w:p>
-    <w:p>
-      <w:pPr>
-        <w:pStyle w:val="Heading3"/>
-      </w:pPr>
-      <w:r>
-        <w:rPr>
-          <w:rFonts w:ascii="Times New Roman" w:hAnsi="Times New Roman" w:eastAsia="黑体"/>
-          <w:b/>
-          <w:sz w:val="24"/>
-        </w:rPr>
-        <w:t>【B级·关注】</w:t>
-      </w:r>
-      <w:r>
-        <w:rPr>
-          <w:rFonts w:ascii="Times New Roman" w:hAnsi="Times New Roman" w:eastAsia="黑体"/>
-          <w:b/>
-          <w:sz w:val="24"/>
-        </w:rPr>
         <w:t>DeepSeek V4 Pro 正式版、Harness 上线国家超算互联网，可一站式完成部署开发</w:t>
       </w:r>
     </w:p>
@@ -308,7 +199,17 @@
     </w:p>
     <w:p>
       <w:r>
-        <w:t>DeepSeek V4 Pro及智能体框架Harness正式接入国家超算互联网，支持十万卡级算力调度，实现大模型训练、微调、推理、智能体编排全流程一站式服务，降低AI研发门槛。</w:t>
+        <w:t>国家超算互联网正式上线DeepSeek V4 Pro大模型及智能体框架Harness，作为全国首个十万卡级智算平台，支持开发者一站式完成模型训练、推理、智能体编排与部署，显著降低大模型应用门槛。</w:t>
+      </w:r>
+    </w:p>
+    <w:p>
+      <w:r>
+        <w:rPr>
+          <w:rFonts w:ascii="Times New Roman" w:hAnsi="Times New Roman" w:eastAsia="宋体"/>
+          <w:i/>
+          <w:sz w:val="21"/>
+        </w:rPr>
+        <w:t>角度建议:关注广州超算中心（中山大学国家超算广州中心）是否已接入该平台，挖掘大湾区高校/企业联合研发案例</w:t>
       </w:r>
     </w:p>
     <w:p>
@@ -319,7 +220,7 @@
         </w:rPr>
         <w:t>链接:</w:t>
       </w:r>
-      <w:hyperlink r:id="rId12">
+      <w:hyperlink r:id="rId10">
         <w:r>
           <w:rPr>
             <w:color w:val="0563C1"/>
@@ -347,7 +248,7 @@
           <w:b/>
           <w:sz w:val="24"/>
         </w:rPr>
-        <w:t>IT早报 0815：曝苹果联合阿里自研中国专属大模型；追觅卖出首台超 3 万美元手机；微信称朋友圈坚守不可编辑原则；智谱发布 GLM-5.3 最强开源编程模型...</w:t>
+        <w:t>阿里开源 Qwen3.8-27B 模型，编程、办公场景表现超越 Qwen3.7-Plus</w:t>
       </w:r>
     </w:p>
     <w:p>
@@ -357,12 +258,154 @@
           <w:color w:val="888888"/>
           <w:sz w:val="18"/>
         </w:rPr>
-        <w:t>来源:IT之家 | 时间:08-15 07:40</w:t>
+        <w:t>来源:IT之家 | 时间:08-14 23:13</w:t>
       </w:r>
     </w:p>
     <w:p>
       <w:r>
-        <w:t>苹果被曝正与阿里合作开发中国专属大模型，旨在适配本地法规与使用习惯；同时智谱发布GLM-5.3开源编程模型，强化代码生成能力，国产大模型竞争进入场景深耕阶段。</w:t>
+        <w:t>阿里千问团队正式开源Qwen3.8-27B大模型，强调其在代码生成、文档处理、多轮办公对话等场景性能全面超越前代，支持免费商用，加速国产大模型在政企办公、中小企业数字化中的落地。</w:t>
+      </w:r>
+    </w:p>
+    <w:p>
+      <w:r>
+        <w:rPr>
+          <w:rFonts w:ascii="Times New Roman" w:hAnsi="Times New Roman" w:eastAsia="宋体"/>
+          <w:i/>
+          <w:sz w:val="21"/>
+        </w:rPr>
+        <w:t>角度建议:联系广州数字政府、广发银行等本地头部机构，调研Qwen3.8在政务OA、金融客服等场景的适配进展</w:t>
+      </w:r>
+    </w:p>
+    <w:p>
+      <w:r>
+        <w:rPr>
+          <w:rFonts w:ascii="Times New Roman" w:hAnsi="Times New Roman" w:eastAsia="宋体"/>
+          <w:sz w:val="18"/>
+        </w:rPr>
+        <w:t>链接:</w:t>
+      </w:r>
+      <w:hyperlink r:id="rId11">
+        <w:r>
+          <w:rPr>
+            <w:color w:val="0563C1"/>
+            <w:u w:val="single"/>
+          </w:rPr>
+          <w:t>阿里开源 Qwen3.8-27B 模型，编程、办公场景表现超越 Qwen3.7-Plus</w:t>
+        </w:r>
+      </w:hyperlink>
+    </w:p>
+    <w:p>
+      <w:pPr>
+        <w:pStyle w:val="Heading3"/>
+      </w:pPr>
+      <w:r>
+        <w:rPr>
+          <w:rFonts w:ascii="Times New Roman" w:hAnsi="Times New Roman" w:eastAsia="黑体"/>
+          <w:b w:val="0"/>
+          <w:color w:val="888888"/>
+          <w:sz w:val="24"/>
+        </w:rPr>
+        <w:t>【C级·参考】</w:t>
+      </w:r>
+      <w:r>
+        <w:rPr>
+          <w:rFonts w:ascii="Times New Roman" w:hAnsi="Times New Roman" w:eastAsia="黑体"/>
+          <w:b w:val="0"/>
+          <w:color w:val="888888"/>
+          <w:sz w:val="24"/>
+        </w:rPr>
+        <w:t>“虾虾大脑”升级：荣耀 YOYO Claw 官宣接入智谱最新发布的 GLM-5.3 大模型</w:t>
+      </w:r>
+    </w:p>
+    <w:p>
+      <w:r>
+        <w:rPr>
+          <w:rFonts w:ascii="Times New Roman" w:hAnsi="Times New Roman" w:eastAsia="宋体"/>
+          <w:color w:val="888888"/>
+          <w:sz w:val="18"/>
+        </w:rPr>
+        <w:t>来源:IT之家 | 时间:08-15 08:54</w:t>
+      </w:r>
+    </w:p>
+    <w:p>
+      <w:r>
+        <w:t>荣耀YOYO Claw智能助手正式接入智谱GLM-5.3大模型，通过更大规模训练与多任务优化，显著提升语义理解、长文本处理与跨设备协同能力，为手机+PC+IoT全场景AI交互提供底层支撑。</w:t>
+      </w:r>
+    </w:p>
+    <w:p>
+      <w:r>
+        <w:rPr>
+          <w:rFonts w:ascii="Times New Roman" w:hAnsi="Times New Roman" w:eastAsia="宋体"/>
+          <w:sz w:val="18"/>
+        </w:rPr>
+        <w:t>链接:</w:t>
+      </w:r>
+      <w:hyperlink r:id="rId12">
+        <w:r>
+          <w:rPr>
+            <w:color w:val="0563C1"/>
+            <w:u w:val="single"/>
+          </w:rPr>
+          <w:t>“虾虾大脑”升级：荣耀 YOYO Claw 官宣接入智谱最新发布的 GLM-5.3 大模型</w:t>
+        </w:r>
+      </w:hyperlink>
+    </w:p>
+    <w:p>
+      <w:pPr>
+        <w:pStyle w:val="Heading2"/>
+      </w:pPr>
+      <w:r>
+        <w:rPr>
+          <w:rFonts w:ascii="Times New Roman" w:hAnsi="Times New Roman" w:eastAsia="黑体"/>
+          <w:sz w:val="28"/>
+        </w:rPr>
+        <w:t>机器人/AI硬件</w:t>
+      </w:r>
+    </w:p>
+    <w:p>
+      <w:pPr>
+        <w:pStyle w:val="Heading3"/>
+      </w:pPr>
+      <w:r>
+        <w:rPr>
+          <w:rFonts w:ascii="Times New Roman" w:hAnsi="Times New Roman" w:eastAsia="黑体"/>
+          <w:b/>
+          <w:sz w:val="24"/>
+        </w:rPr>
+        <w:t>【B级·关注|本地】</w:t>
+      </w:r>
+      <w:r>
+        <w:rPr>
+          <w:rFonts w:ascii="Times New Roman" w:hAnsi="Times New Roman" w:eastAsia="黑体"/>
+          <w:b/>
+          <w:sz w:val="24"/>
+        </w:rPr>
+        <w:t>京东发布Q2财报：AI眼镜、AIPC 等AI趋势品类成交额同比增长125%</w:t>
+      </w:r>
+    </w:p>
+    <w:p>
+      <w:r>
+        <w:rPr>
+          <w:rFonts w:ascii="Times New Roman" w:hAnsi="Times New Roman" w:eastAsia="宋体"/>
+          <w:color w:val="888888"/>
+          <w:sz w:val="18"/>
+        </w:rPr>
+        <w:t>来源:Bing新闻 | 时间:08-14 10:50</w:t>
+      </w:r>
+    </w:p>
+    <w:p>
+      <w:r>
+        <w:t>京东2026年二季度财报显示，AI眼镜、AI PC等新兴AI硬件品类成交额同比激增125%，印证终端侧AI正从概念走向规模化消费，其中广东制造企业（如华为、OPPO供应链）贡献显著出货量。</w:t>
+      </w:r>
+    </w:p>
+    <w:p>
+      <w:r>
+        <w:rPr>
+          <w:rFonts w:ascii="Times New Roman" w:hAnsi="Times New Roman" w:eastAsia="宋体"/>
+          <w:i/>
+          <w:sz w:val="21"/>
+        </w:rPr>
+        <w:t>角度建议:走访广州天河电脑城、深圳华强北，调研AI眼镜线下体验转化率及粤产AIPC渠道铺货进度</w:t>
       </w:r>
     </w:p>
     <w:p>
@@ -379,7 +422,71 @@
             <w:color w:val="0563C1"/>
             <w:u w:val="single"/>
           </w:rPr>
-          <w:t>IT早报 0815：曝苹果联合阿里自研中国专属大模型；追觅卖出首台超 3 万美元手机；微信称朋友圈坚守不可编辑原则；智谱发布 GLM-5.3 最强开源编程模型...</w:t>
+          <w:t>京东发布Q2财报：AI眼镜、AIPC 等AI趋势品类成交额同比增长125%</w:t>
+        </w:r>
+      </w:hyperlink>
+    </w:p>
+    <w:p>
+      <w:pPr>
+        <w:pStyle w:val="Heading3"/>
+      </w:pPr>
+      <w:r>
+        <w:rPr>
+          <w:rFonts w:ascii="Times New Roman" w:hAnsi="Times New Roman" w:eastAsia="黑体"/>
+          <w:b/>
+          <w:sz w:val="24"/>
+        </w:rPr>
+        <w:t>【B级·关注|本地】</w:t>
+      </w:r>
+      <w:r>
+        <w:rPr>
+          <w:rFonts w:ascii="Times New Roman" w:hAnsi="Times New Roman" w:eastAsia="黑体"/>
+          <w:b/>
+          <w:sz w:val="24"/>
+        </w:rPr>
+        <w:t>AI眼镜进南京路、糖纸火到海外：上海国企老字号一年集体焕新</w:t>
+      </w:r>
+    </w:p>
+    <w:p>
+      <w:r>
+        <w:rPr>
+          <w:rFonts w:ascii="Times New Roman" w:hAnsi="Times New Roman" w:eastAsia="宋体"/>
+          <w:color w:val="888888"/>
+          <w:sz w:val="18"/>
+        </w:rPr>
+        <w:t>来源:Bing新闻 | 时间:08-14 01:00</w:t>
+      </w:r>
+    </w:p>
+    <w:p>
+      <w:r>
+        <w:t>上海吴良材等老字号在南京东路打造AI眼镜体验店，融合AR试戴、智能验光与个性化推荐；同期‘糖纸’等广式老字号借AI设计工具出海，展现AI赋能传统商业的新范式。</w:t>
+      </w:r>
+    </w:p>
+    <w:p>
+      <w:r>
+        <w:rPr>
+          <w:rFonts w:ascii="Times New Roman" w:hAnsi="Times New Roman" w:eastAsia="宋体"/>
+          <w:i/>
+          <w:sz w:val="21"/>
+        </w:rPr>
+        <w:t>角度建议:对比广州北京路、上下九老字号（如陶陶居、致美斋）AI化改造进展，突出广府文化IP与AI结合的独特路径</w:t>
+      </w:r>
+    </w:p>
+    <w:p>
+      <w:r>
+        <w:rPr>
+          <w:rFonts w:ascii="Times New Roman" w:hAnsi="Times New Roman" w:eastAsia="宋体"/>
+          <w:sz w:val="18"/>
+        </w:rPr>
+        <w:t>链接:</w:t>
+      </w:r>
+      <w:hyperlink r:id="rId14">
+        <w:r>
+          <w:rPr>
+            <w:color w:val="0563C1"/>
+            <w:u w:val="single"/>
+          </w:rPr>
+          <w:t>AI眼镜进南京路、糖纸火到海外：上海国企老字号一年集体焕新</w:t>
         </w:r>
       </w:hyperlink>
     </w:p>
@@ -418,7 +525,7 @@
     </w:p>
     <w:p>
       <w:r>
-        <w:t>微软升级Copilot Notebooks，新增Markdown、纯文本及富文本三格式支持，大幅提升技术文档、科研笔记等结构化内容的AI分析与协同效率，推动AI原生办公工具普及。</w:t>
+        <w:t>微软更新Copilot Notebooks，新增对Markdown、纯文本及富文本格式支持，大幅提升技术文档、科研笔记等结构化内容的AI分析效率，标志着Copilot正从通用助手向专业生产力工具演进。</w:t>
       </w:r>
     </w:p>
     <w:p>
@@ -429,13 +536,153 @@
         </w:rPr>
         <w:t>链接:</w:t>
       </w:r>
-      <w:hyperlink r:id="rId14">
+      <w:hyperlink r:id="rId15">
         <w:r>
           <w:rPr>
             <w:color w:val="0563C1"/>
             <w:u w:val="single"/>
           </w:rPr>
           <w:t>微软 Copilot Notebooks 扩展支持 Markdown，强化 AI 资料分析</w:t>
+        </w:r>
+      </w:hyperlink>
+    </w:p>
+    <w:p>
+      <w:pPr>
+        <w:pStyle w:val="Heading2"/>
+      </w:pPr>
+      <w:r>
+        <w:rPr>
+          <w:rFonts w:ascii="Times New Roman" w:hAnsi="Times New Roman" w:eastAsia="黑体"/>
+          <w:sz w:val="28"/>
+        </w:rPr>
+        <w:t>无人驾驶/低空/智慧出行</w:t>
+      </w:r>
+    </w:p>
+    <w:p>
+      <w:pPr>
+        <w:pStyle w:val="Heading3"/>
+      </w:pPr>
+      <w:r>
+        <w:rPr>
+          <w:rFonts w:ascii="Times New Roman" w:hAnsi="Times New Roman" w:eastAsia="黑体"/>
+          <w:b/>
+          <w:sz w:val="24"/>
+        </w:rPr>
+        <w:t>【B级·关注】</w:t>
+      </w:r>
+      <w:r>
+        <w:rPr>
+          <w:rFonts w:ascii="Times New Roman" w:hAnsi="Times New Roman" w:eastAsia="黑体"/>
+          <w:b/>
+          <w:sz w:val="24"/>
+        </w:rPr>
+        <w:t>智界 V9 上月交付 10101 台，赵长江透露该车获 MPV 市场全品类销量冠军</w:t>
+      </w:r>
+    </w:p>
+    <w:p>
+      <w:r>
+        <w:rPr>
+          <w:rFonts w:ascii="Times New Roman" w:hAnsi="Times New Roman" w:eastAsia="宋体"/>
+          <w:color w:val="888888"/>
+          <w:sz w:val="18"/>
+        </w:rPr>
+        <w:t>来源:IT之家 | 时间:08-15 11:02</w:t>
+      </w:r>
+    </w:p>
+    <w:p>
+      <w:r>
+        <w:t>智界V9 7月单月交付破万台，成为MPV市场全品类销量冠军，搭载华为ADS 3.0高阶智驾系统，验证了‘智驾+豪华MPV’组合在家庭与商务市场的强劲需求。</w:t>
+      </w:r>
+    </w:p>
+    <w:p>
+      <w:r>
+        <w:rPr>
+          <w:rFonts w:ascii="Times New Roman" w:hAnsi="Times New Roman" w:eastAsia="宋体"/>
+          <w:i/>
+          <w:sz w:val="21"/>
+        </w:rPr>
+        <w:t>角度建议:追踪广州首批智界V9车主使用反馈，重点采访珠江新城商务用车场景及广佛跨城通勤实测数据</w:t>
+      </w:r>
+    </w:p>
+    <w:p>
+      <w:r>
+        <w:rPr>
+          <w:rFonts w:ascii="Times New Roman" w:hAnsi="Times New Roman" w:eastAsia="宋体"/>
+          <w:sz w:val="18"/>
+        </w:rPr>
+        <w:t>链接:</w:t>
+      </w:r>
+      <w:hyperlink r:id="rId16">
+        <w:r>
+          <w:rPr>
+            <w:color w:val="0563C1"/>
+            <w:u w:val="single"/>
+          </w:rPr>
+          <w:t>智界 V9 上月交付 10101 台，赵长江透露该车获 MPV 市场全品类销量冠军</w:t>
+        </w:r>
+      </w:hyperlink>
+    </w:p>
+    <w:p>
+      <w:pPr>
+        <w:pStyle w:val="Heading3"/>
+      </w:pPr>
+      <w:r>
+        <w:rPr>
+          <w:rFonts w:ascii="Times New Roman" w:hAnsi="Times New Roman" w:eastAsia="黑体"/>
+          <w:b/>
+          <w:sz w:val="24"/>
+        </w:rPr>
+        <w:t>【B级·关注|本地】</w:t>
+      </w:r>
+      <w:r>
+        <w:rPr>
+          <w:rFonts w:ascii="Times New Roman" w:hAnsi="Times New Roman" w:eastAsia="黑体"/>
+          <w:b/>
+          <w:sz w:val="24"/>
+        </w:rPr>
+        <w:t>美团：无锡、上海、杭州等城市评估“红灯停表”功能，预计今年内覆盖超百万骑手</w:t>
+      </w:r>
+    </w:p>
+    <w:p>
+      <w:r>
+        <w:rPr>
+          <w:rFonts w:ascii="Times New Roman" w:hAnsi="Times New Roman" w:eastAsia="宋体"/>
+          <w:color w:val="888888"/>
+          <w:sz w:val="18"/>
+        </w:rPr>
+        <w:t>来源:IT之家 | 时间:08-15 07:32</w:t>
+      </w:r>
+    </w:p>
+    <w:p>
+      <w:r>
+        <w:t>美团在北京试点“红灯停表”功能，遇红灯自动暂停计时并顺延配送时间，目前已在无锡、上海、杭州等地评估推广，计划年内覆盖超百万骑手，提升交通安全与骑手权益保障水平。</w:t>
+      </w:r>
+    </w:p>
+    <w:p>
+      <w:r>
+        <w:rPr>
+          <w:rFonts w:ascii="Times New Roman" w:hAnsi="Times New Roman" w:eastAsia="宋体"/>
+          <w:i/>
+          <w:sz w:val="21"/>
+        </w:rPr>
+        <w:t>角度建议:立即联系广州美团区域负责人，确认广州是否纳入首批推广城市，并采集天河、越秀等核心城区试点意向</w:t>
+      </w:r>
+    </w:p>
+    <w:p>
+      <w:r>
+        <w:rPr>
+          <w:rFonts w:ascii="Times New Roman" w:hAnsi="Times New Roman" w:eastAsia="宋体"/>
+          <w:sz w:val="18"/>
+        </w:rPr>
+        <w:t>链接:</w:t>
+      </w:r>
+      <w:hyperlink r:id="rId17">
+        <w:r>
+          <w:rPr>
+            <w:color w:val="0563C1"/>
+            <w:u w:val="single"/>
+          </w:rPr>
+          <w:t>美团：无锡、上海、杭州等城市评估“红灯停表”功能，预计今年内覆盖超百万骑手</w:t>
         </w:r>
       </w:hyperlink>
     </w:p>
@@ -459,7 +706,7 @@
           <w:color w:val="888888"/>
           <w:sz w:val="24"/>
         </w:rPr>
-        <w:t>谷歌 Gemini 将推新选项：关闭 AI 生成图片 / 视频 / 音乐的可见水印</w:t>
+        <w:t>全新长安深蓝 G318 官图公布：华为乾崑 ADS 5 Pro + 鸿蒙座舱 HarmonySpace 5</w:t>
       </w:r>
     </w:p>
     <w:p>
@@ -469,180 +716,12 @@
           <w:color w:val="888888"/>
           <w:sz w:val="18"/>
         </w:rPr>
-        <w:t>来源:IT之家 | 时间:08-15 09:29</w:t>
+        <w:t>来源:IT之家 | 时间:08-15 09:36</w:t>
       </w:r>
     </w:p>
     <w:p>
       <w:r>
-        <w:t>谷歌即将为Gemini推出Media Watermark设置，允许用户自主关闭AI生成内容的可见水印，平衡版权标识与创作自由，引发AIGC伦理与商业化边界新讨论。</w:t>
-      </w:r>
-    </w:p>
-    <w:p>
-      <w:r>
-        <w:rPr>
-          <w:rFonts w:ascii="Times New Roman" w:hAnsi="Times New Roman" w:eastAsia="宋体"/>
-          <w:sz w:val="18"/>
-        </w:rPr>
-        <w:t>链接:</w:t>
-      </w:r>
-      <w:hyperlink r:id="rId15">
-        <w:r>
-          <w:rPr>
-            <w:color w:val="0563C1"/>
-            <w:u w:val="single"/>
-          </w:rPr>
-          <w:t>谷歌 Gemini 将推新选项：关闭 AI 生成图片 / 视频 / 音乐的可见水印</w:t>
-        </w:r>
-      </w:hyperlink>
-    </w:p>
-    <w:p>
-      <w:pPr>
-        <w:pStyle w:val="Heading3"/>
-      </w:pPr>
-      <w:r>
-        <w:rPr>
-          <w:rFonts w:ascii="Times New Roman" w:hAnsi="Times New Roman" w:eastAsia="黑体"/>
-          <w:b w:val="0"/>
-          <w:color w:val="888888"/>
-          <w:sz w:val="24"/>
-        </w:rPr>
-        <w:t>【C级·参考】</w:t>
-      </w:r>
-      <w:r>
-        <w:rPr>
-          <w:rFonts w:ascii="Times New Roman" w:hAnsi="Times New Roman" w:eastAsia="黑体"/>
-          <w:b w:val="0"/>
-          <w:color w:val="888888"/>
-          <w:sz w:val="24"/>
-        </w:rPr>
-        <w:t>微软 Win11/Win10 版 Word 加入文本定位链接，协作跳转不必手动滚动</w:t>
-      </w:r>
-    </w:p>
-    <w:p>
-      <w:r>
-        <w:rPr>
-          <w:rFonts w:ascii="Times New Roman" w:hAnsi="Times New Roman" w:eastAsia="宋体"/>
-          <w:color w:val="888888"/>
-          <w:sz w:val="18"/>
-        </w:rPr>
-        <w:t>来源:IT之家 | 时间:08-15 10:11</w:t>
-      </w:r>
-    </w:p>
-    <w:p>
-      <w:r>
-        <w:t>微软为Word新增‘复制位置链接’功能，支持精准定位段落或句子，大幅提升远程协作效率，是AI时代文档生产力工具的重要进化。</w:t>
-      </w:r>
-    </w:p>
-    <w:p>
-      <w:r>
-        <w:rPr>
-          <w:rFonts w:ascii="Times New Roman" w:hAnsi="Times New Roman" w:eastAsia="宋体"/>
-          <w:sz w:val="18"/>
-        </w:rPr>
-        <w:t>链接:</w:t>
-      </w:r>
-      <w:hyperlink r:id="rId16">
-        <w:r>
-          <w:rPr>
-            <w:color w:val="0563C1"/>
-            <w:u w:val="single"/>
-          </w:rPr>
-          <w:t>微软 Win11/Win10 版 Word 加入文本定位链接，协作跳转不必手动滚动</w:t>
-        </w:r>
-      </w:hyperlink>
-    </w:p>
-    <w:p>
-      <w:pPr>
-        <w:pStyle w:val="Heading3"/>
-      </w:pPr>
-      <w:r>
-        <w:rPr>
-          <w:rFonts w:ascii="Times New Roman" w:hAnsi="Times New Roman" w:eastAsia="黑体"/>
-          <w:b w:val="0"/>
-          <w:color w:val="888888"/>
-          <w:sz w:val="24"/>
-        </w:rPr>
-        <w:t>【C级·参考】</w:t>
-      </w:r>
-      <w:r>
-        <w:rPr>
-          <w:rFonts w:ascii="Times New Roman" w:hAnsi="Times New Roman" w:eastAsia="黑体"/>
-          <w:b w:val="0"/>
-          <w:color w:val="888888"/>
-          <w:sz w:val="24"/>
-        </w:rPr>
-        <w:t>微软承认 Win10/Win11 经典版 Outlook 存在 Copilot 入口消失 Bug，部分用户拍手叫好</w:t>
-      </w:r>
-    </w:p>
-    <w:p>
-      <w:r>
-        <w:rPr>
-          <w:rFonts w:ascii="Times New Roman" w:hAnsi="Times New Roman" w:eastAsia="宋体"/>
-          <w:color w:val="888888"/>
-          <w:sz w:val="18"/>
-        </w:rPr>
-        <w:t>来源:IT之家 | 时间:08-15 09:43</w:t>
-      </w:r>
-    </w:p>
-    <w:p>
-      <w:r>
-        <w:t>微软确认经典版Outlook存在隐藏Copilot按钮的Bug，意外获得部分反感AI强制植入用户的欢迎，折射出AI功能‘默认开启’与用户自主权之间的张力。</w:t>
-      </w:r>
-    </w:p>
-    <w:p>
-      <w:r>
-        <w:rPr>
-          <w:rFonts w:ascii="Times New Roman" w:hAnsi="Times New Roman" w:eastAsia="宋体"/>
-          <w:sz w:val="18"/>
-        </w:rPr>
-        <w:t>链接:</w:t>
-      </w:r>
-      <w:hyperlink r:id="rId17">
-        <w:r>
-          <w:rPr>
-            <w:color w:val="0563C1"/>
-            <w:u w:val="single"/>
-          </w:rPr>
-          <w:t>微软承认 Win10/Win11 经典版 Outlook 存在 Copilot 入口消失 Bug，部分用户拍手叫好</w:t>
-        </w:r>
-      </w:hyperlink>
-    </w:p>
-    <w:p>
-      <w:pPr>
-        <w:pStyle w:val="Heading3"/>
-      </w:pPr>
-      <w:r>
-        <w:rPr>
-          <w:rFonts w:ascii="Times New Roman" w:hAnsi="Times New Roman" w:eastAsia="黑体"/>
-          <w:b w:val="0"/>
-          <w:color w:val="888888"/>
-          <w:sz w:val="24"/>
-        </w:rPr>
-        <w:t>【C级·参考】</w:t>
-      </w:r>
-      <w:r>
-        <w:rPr>
-          <w:rFonts w:ascii="Times New Roman" w:hAnsi="Times New Roman" w:eastAsia="黑体"/>
-          <w:b w:val="0"/>
-          <w:color w:val="888888"/>
-          <w:sz w:val="24"/>
-        </w:rPr>
-        <w:t>谷歌拟扩展 Pixel 手机防护，反诈功能覆盖拨出电话</w:t>
-      </w:r>
-    </w:p>
-    <w:p>
-      <w:r>
-        <w:rPr>
-          <w:rFonts w:ascii="Times New Roman" w:hAnsi="Times New Roman" w:eastAsia="宋体"/>
-          <w:color w:val="888888"/>
-          <w:sz w:val="18"/>
-        </w:rPr>
-        <w:t>来源:IT之家 | 时间:08-15 08:55</w:t>
-      </w:r>
-    </w:p>
-    <w:p>
-      <w:r>
-        <w:t>谷歌计划将Pixel手机诈骗检测功能扩展至拨出电话场景，通过实时号码风险识别与语音提示，构建主被动双向反诈防线，提升移动终端安全防护层级。</w:t>
+        <w:t>长安深蓝G318官宣搭载华为乾崑ADS 5 Pro智驾系统与鸿蒙座舱HarmonySpace 5，定位硬派越野MPV，预示华为智驾方案正加速向主流车企渗透，推动L3级功能量产落地。</w:t>
       </w:r>
     </w:p>
     <w:p>
@@ -659,425 +738,7 @@
             <w:color w:val="0563C1"/>
             <w:u w:val="single"/>
           </w:rPr>
-          <w:t>谷歌拟扩展 Pixel 手机防护，反诈功能覆盖拨出电话</w:t>
-        </w:r>
-      </w:hyperlink>
-    </w:p>
-    <w:p>
-      <w:pPr>
-        <w:pStyle w:val="Heading3"/>
-      </w:pPr>
-      <w:r>
-        <w:rPr>
-          <w:rFonts w:ascii="Times New Roman" w:hAnsi="Times New Roman" w:eastAsia="黑体"/>
-          <w:b w:val="0"/>
-          <w:color w:val="888888"/>
-          <w:sz w:val="24"/>
-        </w:rPr>
-        <w:t>【C级·参考】</w:t>
-      </w:r>
-      <w:r>
-        <w:rPr>
-          <w:rFonts w:ascii="Times New Roman" w:hAnsi="Times New Roman" w:eastAsia="黑体"/>
-          <w:b w:val="0"/>
-          <w:color w:val="888888"/>
-          <w:sz w:val="24"/>
-        </w:rPr>
-        <w:t>微软推送 Win11 26x00.9267 RP 预览版：自由指定任务栏停靠位置</w:t>
-      </w:r>
-    </w:p>
-    <w:p>
-      <w:r>
-        <w:rPr>
-          <w:rFonts w:ascii="Times New Roman" w:hAnsi="Times New Roman" w:eastAsia="宋体"/>
-          <w:color w:val="888888"/>
-          <w:sz w:val="18"/>
-        </w:rPr>
-        <w:t>来源:IT之家 | 时间:08-15 07:16</w:t>
-      </w:r>
-    </w:p>
-    <w:p>
-      <w:r>
-        <w:t>微软Win11预览版新增任务栏自由停靠位置功能，支持用户自定义置于屏幕顶部、左侧或右侧，提升多屏办公与触控交互灵活性，体现操作系统对AI时代人机关系的适应性迭代。</w:t>
-      </w:r>
-    </w:p>
-    <w:p>
-      <w:r>
-        <w:rPr>
-          <w:rFonts w:ascii="Times New Roman" w:hAnsi="Times New Roman" w:eastAsia="宋体"/>
-          <w:sz w:val="18"/>
-        </w:rPr>
-        <w:t>链接:</w:t>
-      </w:r>
-      <w:hyperlink r:id="rId19">
-        <w:r>
-          <w:rPr>
-            <w:color w:val="0563C1"/>
-            <w:u w:val="single"/>
-          </w:rPr>
-          <w:t>微软推送 Win11 26x00.9267 RP 预览版：自由指定任务栏停靠位置</w:t>
-        </w:r>
-      </w:hyperlink>
-    </w:p>
-    <w:p>
-      <w:pPr>
-        <w:pStyle w:val="Heading2"/>
-      </w:pPr>
-      <w:r>
-        <w:rPr>
-          <w:rFonts w:ascii="Times New Roman" w:hAnsi="Times New Roman" w:eastAsia="黑体"/>
-          <w:sz w:val="28"/>
-        </w:rPr>
-        <w:t>机器人/AI硬件</w:t>
-      </w:r>
-    </w:p>
-    <w:p>
-      <w:pPr>
-        <w:pStyle w:val="Heading3"/>
-      </w:pPr>
-      <w:r>
-        <w:rPr>
-          <w:rFonts w:ascii="Times New Roman" w:hAnsi="Times New Roman" w:eastAsia="黑体"/>
-          <w:b/>
-          <w:sz w:val="24"/>
-        </w:rPr>
-        <w:t>【B级·关注】</w:t>
-      </w:r>
-      <w:r>
-        <w:rPr>
-          <w:rFonts w:ascii="Times New Roman" w:hAnsi="Times New Roman" w:eastAsia="黑体"/>
-          <w:b/>
-          <w:sz w:val="24"/>
-        </w:rPr>
-        <w:t>小米汽车详解澎程门把手三重安全冗余设计，覆盖车外 / 车内开启、门锁供电三个环节</w:t>
-      </w:r>
-    </w:p>
-    <w:p>
-      <w:r>
-        <w:rPr>
-          <w:rFonts w:ascii="Times New Roman" w:hAnsi="Times New Roman" w:eastAsia="宋体"/>
-          <w:color w:val="888888"/>
-          <w:sz w:val="18"/>
-        </w:rPr>
-        <w:t>来源:IT之家 | 时间:08-15 06:57</w:t>
-      </w:r>
-    </w:p>
-    <w:p>
-      <w:r>
-        <w:t>小米汽车公布澎程N90 Max门把手创新安全架构，集成机械+电子双触发、独立供电备份及车内外多重冗余逻辑，体现国产智能电动车在人机交互可靠性上的工程突破。</w:t>
-      </w:r>
-    </w:p>
-    <w:p>
-      <w:r>
-        <w:rPr>
-          <w:rFonts w:ascii="Times New Roman" w:hAnsi="Times New Roman" w:eastAsia="宋体"/>
-          <w:sz w:val="18"/>
-        </w:rPr>
-        <w:t>链接:</w:t>
-      </w:r>
-      <w:hyperlink r:id="rId20">
-        <w:r>
-          <w:rPr>
-            <w:color w:val="0563C1"/>
-            <w:u w:val="single"/>
-          </w:rPr>
-          <w:t>小米汽车详解澎程门把手三重安全冗余设计，覆盖车外 / 车内开启、门锁供电三个环节</w:t>
-        </w:r>
-      </w:hyperlink>
-    </w:p>
-    <w:p>
-      <w:pPr>
-        <w:pStyle w:val="Heading3"/>
-      </w:pPr>
-      <w:r>
-        <w:rPr>
-          <w:rFonts w:ascii="Times New Roman" w:hAnsi="Times New Roman" w:eastAsia="黑体"/>
-          <w:b/>
-          <w:sz w:val="24"/>
-        </w:rPr>
-        <w:t>【B级·关注】</w:t>
-      </w:r>
-      <w:r>
-        <w:rPr>
-          <w:rFonts w:ascii="Times New Roman" w:hAnsi="Times New Roman" w:eastAsia="黑体"/>
-          <w:b/>
-          <w:sz w:val="24"/>
-        </w:rPr>
-        <w:t>闪极 loomos"好看的不像AI眼镜发布会"定档8月18日武汉</w:t>
-      </w:r>
-    </w:p>
-    <w:p>
-      <w:r>
-        <w:rPr>
-          <w:rFonts w:ascii="Times New Roman" w:hAnsi="Times New Roman" w:eastAsia="宋体"/>
-          <w:color w:val="888888"/>
-          <w:sz w:val="18"/>
-        </w:rPr>
-        <w:t>来源:Bing新闻 | 时间:08-13 20:31</w:t>
-      </w:r>
-    </w:p>
-    <w:p>
-      <w:r>
-        <w:t>深圳闪极科技将于8月18日在武汉发布loomos AI眼镜，主打高颜值工业设计与轻量化交互体验，以‘维纳斯+千层镜’为视觉语言，瞄准消费级AR穿戴新赛道。</w:t>
-      </w:r>
-    </w:p>
-    <w:p>
-      <w:r>
-        <w:rPr>
-          <w:rFonts w:ascii="Times New Roman" w:hAnsi="Times New Roman" w:eastAsia="宋体"/>
-          <w:sz w:val="18"/>
-        </w:rPr>
-        <w:t>链接:</w:t>
-      </w:r>
-      <w:hyperlink r:id="rId21">
-        <w:r>
-          <w:rPr>
-            <w:color w:val="0563C1"/>
-            <w:u w:val="single"/>
-          </w:rPr>
-          <w:t>闪极 loomos"好看的不像AI眼镜发布会"定档8月18日武汉</w:t>
-        </w:r>
-      </w:hyperlink>
-    </w:p>
-    <w:p>
-      <w:pPr>
-        <w:pStyle w:val="Heading3"/>
-      </w:pPr>
-      <w:r>
-        <w:rPr>
-          <w:rFonts w:ascii="Times New Roman" w:hAnsi="Times New Roman" w:eastAsia="黑体"/>
-          <w:b w:val="0"/>
-          <w:color w:val="888888"/>
-          <w:sz w:val="24"/>
-        </w:rPr>
-        <w:t>【C级·参考】</w:t>
-      </w:r>
-      <w:r>
-        <w:rPr>
-          <w:rFonts w:ascii="Times New Roman" w:hAnsi="Times New Roman" w:eastAsia="黑体"/>
-          <w:b w:val="0"/>
-          <w:color w:val="888888"/>
-          <w:sz w:val="24"/>
-        </w:rPr>
-        <w:t>iQOO X 概念机内部发布：骁龙 8 Elite Gen10 Pro 处理器、15000mAh 固态电池</w:t>
-      </w:r>
-    </w:p>
-    <w:p>
-      <w:r>
-        <w:rPr>
-          <w:rFonts w:ascii="Times New Roman" w:hAnsi="Times New Roman" w:eastAsia="宋体"/>
-          <w:color w:val="888888"/>
-          <w:sz w:val="18"/>
-        </w:rPr>
-        <w:t>来源:IT之家 | 时间:08-15 09:47</w:t>
-      </w:r>
-    </w:p>
-    <w:p>
-      <w:r>
-        <w:t>iQOO十周年概念机X亮相，搭载骁龙8 Elite Gen10 Pro芯片与15000mAh固态电池，由用户共创，展现手机厂商在性能极限与能源革命上的前沿探索。</w:t>
-      </w:r>
-    </w:p>
-    <w:p>
-      <w:r>
-        <w:rPr>
-          <w:rFonts w:ascii="Times New Roman" w:hAnsi="Times New Roman" w:eastAsia="宋体"/>
-          <w:sz w:val="18"/>
-        </w:rPr>
-        <w:t>链接:</w:t>
-      </w:r>
-      <w:hyperlink r:id="rId22">
-        <w:r>
-          <w:rPr>
-            <w:color w:val="0563C1"/>
-            <w:u w:val="single"/>
-          </w:rPr>
-          <w:t>iQOO X 概念机内部发布：骁龙 8 Elite Gen10 Pro 处理器、15000mAh 固态电池</w:t>
-        </w:r>
-      </w:hyperlink>
-    </w:p>
-    <w:p>
-      <w:pPr>
-        <w:pStyle w:val="Heading2"/>
-      </w:pPr>
-      <w:r>
-        <w:rPr>
-          <w:rFonts w:ascii="Times New Roman" w:hAnsi="Times New Roman" w:eastAsia="黑体"/>
-          <w:sz w:val="28"/>
-        </w:rPr>
-        <w:t>无人驾驶/低空/智慧出行</w:t>
-      </w:r>
-    </w:p>
-    <w:p>
-      <w:pPr>
-        <w:pStyle w:val="Heading3"/>
-      </w:pPr>
-      <w:r>
-        <w:rPr>
-          <w:rFonts w:ascii="Times New Roman" w:hAnsi="Times New Roman" w:eastAsia="黑体"/>
-          <w:b/>
-          <w:color w:val="41D87E"/>
-          <w:sz w:val="24"/>
-        </w:rPr>
-        <w:t>【A级·线索】</w:t>
-      </w:r>
-      <w:r>
-        <w:rPr>
-          <w:rFonts w:ascii="Times New Roman" w:hAnsi="Times New Roman" w:eastAsia="黑体"/>
-          <w:b/>
-          <w:color w:val="41D87E"/>
-          <w:sz w:val="24"/>
-        </w:rPr>
-        <w:t>美团：无锡、上海、杭州等城市评估“红灯停表”功能，预计今年内覆盖超百万骑手</w:t>
-      </w:r>
-    </w:p>
-    <w:p>
-      <w:r>
-        <w:rPr>
-          <w:rFonts w:ascii="Times New Roman" w:hAnsi="Times New Roman" w:eastAsia="宋体"/>
-          <w:color w:val="888888"/>
-          <w:sz w:val="18"/>
-        </w:rPr>
-        <w:t>来源:IT之家 | 时间:08-15 07:32</w:t>
-      </w:r>
-    </w:p>
-    <w:p>
-      <w:r>
-        <w:t>美团在北京试点‘红灯停表’功能后，正于无锡、上海、杭州等城市开展评估，通过交通信号数据对接自动顺延配送时间，兼顾安全合规与骑手权益，探索算法治理新范式。</w:t>
-      </w:r>
-    </w:p>
-    <w:p>
-      <w:r>
-        <w:rPr>
-          <w:rFonts w:ascii="Times New Roman" w:hAnsi="Times New Roman" w:eastAsia="宋体"/>
-          <w:i/>
-          <w:sz w:val="21"/>
-        </w:rPr>
-        <w:t>角度建议:重点追踪广州是否纳入试点——广州已建成全国首个城市级低空智联网，可对比分析‘红灯停表’与广州‘骑手友好路口’改造的协同路径</w:t>
-      </w:r>
-    </w:p>
-    <w:p>
-      <w:r>
-        <w:rPr>
-          <w:rFonts w:ascii="Times New Roman" w:hAnsi="Times New Roman" w:eastAsia="宋体"/>
-          <w:sz w:val="18"/>
-        </w:rPr>
-        <w:t>链接:</w:t>
-      </w:r>
-      <w:hyperlink r:id="rId23">
-        <w:r>
-          <w:rPr>
-            <w:color w:val="0563C1"/>
-            <w:u w:val="single"/>
-          </w:rPr>
-          <w:t>美团：无锡、上海、杭州等城市评估“红灯停表”功能，预计今年内覆盖超百万骑手</w:t>
-        </w:r>
-      </w:hyperlink>
-    </w:p>
-    <w:p>
-      <w:pPr>
-        <w:pStyle w:val="Heading3"/>
-      </w:pPr>
-      <w:r>
-        <w:rPr>
-          <w:rFonts w:ascii="Times New Roman" w:hAnsi="Times New Roman" w:eastAsia="黑体"/>
-          <w:b/>
-          <w:sz w:val="24"/>
-        </w:rPr>
-        <w:t>【B级·关注】</w:t>
-      </w:r>
-      <w:r>
-        <w:rPr>
-          <w:rFonts w:ascii="Times New Roman" w:hAnsi="Times New Roman" w:eastAsia="黑体"/>
-          <w:b/>
-          <w:sz w:val="24"/>
-        </w:rPr>
-        <w:t>全新长安深蓝 G318 官图公布：华为乾崑 ADS 5 Pro + 鸿蒙座舱 HarmonySpace 5</w:t>
-      </w:r>
-    </w:p>
-    <w:p>
-      <w:r>
-        <w:rPr>
-          <w:rFonts w:ascii="Times New Roman" w:hAnsi="Times New Roman" w:eastAsia="宋体"/>
-          <w:color w:val="888888"/>
-          <w:sz w:val="18"/>
-        </w:rPr>
-        <w:t>来源:IT之家 | 时间:08-15 09:36</w:t>
-      </w:r>
-    </w:p>
-    <w:p>
-      <w:r>
-        <w:t>长安深蓝G318官宣搭载华为乾崑ADS 5 Pro高阶智驾系统与鸿蒙座舱HarmonySpace 5，延续方盒子硬派设计，强化城市NOA与越野场景融合能力，加速智驾技术普惠化。</w:t>
-      </w:r>
-    </w:p>
-    <w:p>
-      <w:r>
-        <w:rPr>
-          <w:rFonts w:ascii="Times New Roman" w:hAnsi="Times New Roman" w:eastAsia="宋体"/>
-          <w:sz w:val="18"/>
-        </w:rPr>
-        <w:t>链接:</w:t>
-      </w:r>
-      <w:hyperlink r:id="rId24">
-        <w:r>
-          <w:rPr>
-            <w:color w:val="0563C1"/>
-            <w:u w:val="single"/>
-          </w:rPr>
           <w:t>全新长安深蓝 G318 官图公布：华为乾崑 ADS 5 Pro + 鸿蒙座舱 HarmonySpace 5</w:t>
-        </w:r>
-      </w:hyperlink>
-    </w:p>
-    <w:p>
-      <w:pPr>
-        <w:pStyle w:val="Heading3"/>
-      </w:pPr>
-      <w:r>
-        <w:rPr>
-          <w:rFonts w:ascii="Times New Roman" w:hAnsi="Times New Roman" w:eastAsia="黑体"/>
-          <w:b/>
-          <w:sz w:val="24"/>
-        </w:rPr>
-        <w:t>【B级·关注】</w:t>
-      </w:r>
-      <w:r>
-        <w:rPr>
-          <w:rFonts w:ascii="Times New Roman" w:hAnsi="Times New Roman" w:eastAsia="黑体"/>
-          <w:b/>
-          <w:sz w:val="24"/>
-        </w:rPr>
-        <w:t>亿咖通：Flyme Auto 系统 7 月装机 135,201 辆，目前累计装机量超 328 万</w:t>
-      </w:r>
-    </w:p>
-    <w:p>
-      <w:r>
-        <w:rPr>
-          <w:rFonts w:ascii="Times New Roman" w:hAnsi="Times New Roman" w:eastAsia="宋体"/>
-          <w:color w:val="888888"/>
-          <w:sz w:val="18"/>
-        </w:rPr>
-        <w:t>来源:IT之家 | 时间:08-15 10:56</w:t>
-      </w:r>
-    </w:p>
-    <w:p>
-      <w:r>
-        <w:t>亿咖通Flyme Auto车机系统7月单月装机超13.5万辆，累计装机量突破328万，覆盖吉利、领克、smart等多品牌车型，成为国内装机量领先的第三方智能座舱OS。</w:t>
-      </w:r>
-    </w:p>
-    <w:p>
-      <w:r>
-        <w:rPr>
-          <w:rFonts w:ascii="Times New Roman" w:hAnsi="Times New Roman" w:eastAsia="宋体"/>
-          <w:sz w:val="18"/>
-        </w:rPr>
-        <w:t>链接:</w:t>
-      </w:r>
-      <w:hyperlink r:id="rId25">
-        <w:r>
-          <w:rPr>
-            <w:color w:val="0563C1"/>
-            <w:u w:val="single"/>
-          </w:rPr>
-          <w:t>亿咖通：Flyme Auto 系统 7 月装机 135,201 辆，目前累计装机量超 328 万</w:t>
         </w:r>
       </w:hyperlink>
     </w:p>
@@ -1116,7 +777,7 @@
     </w:p>
     <w:p>
       <w:r>
-        <w:t>红旗新款HS5将于成都车展上市，首发灵犀座舱与司南智驾系统，支持高速NOA及全场景记忆泊车，凸显自主车企在智能座舱OS与智驾算法双栈自研能力。</w:t>
+        <w:t>红旗新款HS5将于成都车展上市，首发搭载灵犀座舱与司南智驾系统，支持城市NOA与全场景自动泊车，体现自主品牌在智能座舱与智驾算法领域的自主突破。</w:t>
       </w:r>
     </w:p>
     <w:p>
@@ -1127,7 +788,7 @@
         </w:rPr>
         <w:t>链接:</w:t>
       </w:r>
-      <w:hyperlink r:id="rId26">
+      <w:hyperlink r:id="rId19">
         <w:r>
           <w:rPr>
             <w:color w:val="0563C1"/>
@@ -1157,17 +818,19 @@
         <w:rPr>
           <w:rFonts w:ascii="Times New Roman" w:hAnsi="Times New Roman" w:eastAsia="黑体"/>
           <w:b/>
+          <w:color w:val="41D87E"/>
           <w:sz w:val="24"/>
         </w:rPr>
-        <w:t>【B级·关注】</w:t>
+        <w:t>【A级·线索|本地】</w:t>
       </w:r>
       <w:r>
         <w:rPr>
           <w:rFonts w:ascii="Times New Roman" w:hAnsi="Times New Roman" w:eastAsia="黑体"/>
           <w:b/>
+          <w:color w:val="41D87E"/>
           <w:sz w:val="24"/>
         </w:rPr>
-        <w:t>京东发布Q2财报：AI眼镜、AIPC 等AI趋势品类成交额同比增长125%</w:t>
+        <w:t>国产动画电影《八仙！》在北美首映，此前已进入中国影史国产动画片票房榜前七</w:t>
       </w:r>
     </w:p>
     <w:p>
@@ -1177,12 +840,22 @@
           <w:color w:val="888888"/>
           <w:sz w:val="18"/>
         </w:rPr>
-        <w:t>来源:Bing新闻 | 时间:08-14 10:50</w:t>
+        <w:t>来源:IT之家 | 时间:08-15 08:29</w:t>
       </w:r>
     </w:p>
     <w:p>
       <w:r>
-        <w:t>京东Q2财报显示AI眼镜、AI PC等新兴品类成交额同比激增125%，印证AI硬件正从概念走向规模化消费，成为拉动3C零售增长的核心引擎。</w:t>
+        <w:t>《八仙！》于洛杉矶举行北美首映礼，同步登陆美加院线，是继《哪吒》《姜子牙》后又一成功出海的东方美学动画，融合粤语俚语彩蛋与岭南建筑元素，引发海外观众对广府文化的兴趣。</w:t>
+      </w:r>
+    </w:p>
+    <w:p>
+      <w:r>
+        <w:rPr>
+          <w:rFonts w:ascii="Times New Roman" w:hAnsi="Times New Roman" w:eastAsia="宋体"/>
+          <w:i/>
+          <w:sz w:val="21"/>
+        </w:rPr>
+        <w:t>角度建议:速访广州粤语配音团队、广州塔灯光秀联动策划方，报道《八仙！》粤语版在广州影院特别放映及文旅联动活动</w:t>
       </w:r>
     </w:p>
     <w:p>
@@ -1193,13 +866,13 @@
         </w:rPr>
         <w:t>链接:</w:t>
       </w:r>
-      <w:hyperlink r:id="rId27">
+      <w:hyperlink r:id="rId20">
         <w:r>
           <w:rPr>
             <w:color w:val="0563C1"/>
             <w:u w:val="single"/>
           </w:rPr>
-          <w:t>京东发布Q2财报：AI眼镜、AIPC 等AI趋势品类成交额同比增长125%</w:t>
+          <w:t>国产动画电影《八仙！》在北美首映，此前已进入中国影史国产动画片票房榜前七</w:t>
         </w:r>
       </w:hyperlink>
     </w:p>
@@ -1213,7 +886,7 @@
           <w:b/>
           <w:sz w:val="24"/>
         </w:rPr>
-        <w:t>【B级·关注】</w:t>
+        <w:t>【B级·关注|本地】</w:t>
       </w:r>
       <w:r>
         <w:rPr>
@@ -1221,7 +894,7 @@
           <w:b/>
           <w:sz w:val="24"/>
         </w:rPr>
-        <w:t>AI眼镜进南京路、糖纸火到海外：上海国企老字号一年集体焕新</w:t>
+        <w:t>2026 暑期档票房破 95 亿，《功夫女足》《八仙！》《蜘蛛侠：崭新之日》跻身前三</w:t>
       </w:r>
     </w:p>
     <w:p>
@@ -1231,12 +904,12 @@
           <w:color w:val="888888"/>
           <w:sz w:val="18"/>
         </w:rPr>
-        <w:t>来源:Bing新闻 | 时间:08-14 01:00</w:t>
+        <w:t>来源:IT之家 | 时间:08-15 11:13</w:t>
       </w:r>
     </w:p>
     <w:p>
       <w:r>
-        <w:t>上海吴良材等老字号在南京东路落地AI眼镜体验店，结合AR试戴、智能验光与国潮IP营销，实现客流与客单价双提升，并带动‘糖纸’等文创产品出海，展现传统商业数字化转型样本。</w:t>
+        <w:t>2026暑期档总票房突破95亿元，《功夫女足》《八仙！》《蜘蛛侠：崭新之日》位列前三；其中《八仙！》作为国产动画代表，已入中国影史国产动画票房榜前七，彰显国漫工业化与市场号召力双提升。</w:t>
       </w:r>
     </w:p>
     <w:p>
@@ -1246,7 +919,7 @@
           <w:i/>
           <w:sz w:val="21"/>
         </w:rPr>
-        <w:t>角度建议:广州北京路、上下九可对标调研——广药王老吉、珠江钢琴等本土老字号是否启动AI+实体门店改造？</w:t>
+        <w:t>角度建议:专访广州本土动画公司（如咏声动漫）对《八仙！》制作技术与发行策略的评价，挖掘粤产IP出海新动向</w:t>
       </w:r>
     </w:p>
     <w:p>
@@ -1257,13 +930,77 @@
         </w:rPr>
         <w:t>链接:</w:t>
       </w:r>
-      <w:hyperlink r:id="rId28">
+      <w:hyperlink r:id="rId21">
         <w:r>
           <w:rPr>
             <w:color w:val="0563C1"/>
             <w:u w:val="single"/>
           </w:rPr>
-          <w:t>AI眼镜进南京路、糖纸火到海外：上海国企老字号一年集体焕新</w:t>
+          <w:t>2026 暑期档票房破 95 亿，《功夫女足》《八仙！》《蜘蛛侠：崭新之日》跻身前三</w:t>
+        </w:r>
+      </w:hyperlink>
+    </w:p>
+    <w:p>
+      <w:pPr>
+        <w:pStyle w:val="Heading3"/>
+      </w:pPr>
+      <w:r>
+        <w:rPr>
+          <w:rFonts w:ascii="Times New Roman" w:hAnsi="Times New Roman" w:eastAsia="黑体"/>
+          <w:b/>
+          <w:sz w:val="24"/>
+        </w:rPr>
+        <w:t>【B级·关注|本地】</w:t>
+      </w:r>
+      <w:r>
+        <w:rPr>
+          <w:rFonts w:ascii="Times New Roman" w:hAnsi="Times New Roman" w:eastAsia="黑体"/>
+          <w:b/>
+          <w:sz w:val="24"/>
+        </w:rPr>
+        <w:t>微信鸿蒙版灰度测试朋友圈自选视频封面，且支持查看好友视频封面</w:t>
+      </w:r>
+    </w:p>
+    <w:p>
+      <w:r>
+        <w:rPr>
+          <w:rFonts w:ascii="Times New Roman" w:hAnsi="Times New Roman" w:eastAsia="宋体"/>
+          <w:color w:val="888888"/>
+          <w:sz w:val="18"/>
+        </w:rPr>
+        <w:t>来源:IT之家 | 时间:08-14 23:43</w:t>
+      </w:r>
+    </w:p>
+    <w:p>
+      <w:r>
+        <w:t>微信鸿蒙版开启朋友圈视频封面灰度测试，用户可自选视频设为封面并查看好友设置，标志社交平台内容形态向短视频深度演进，或影响本地生活服务（如广式茶饮、粤菜探店）传播方式。</w:t>
+      </w:r>
+    </w:p>
+    <w:p>
+      <w:r>
+        <w:rPr>
+          <w:rFonts w:ascii="Times New Roman" w:hAnsi="Times New Roman" w:eastAsia="宋体"/>
+          <w:i/>
+          <w:sz w:val="21"/>
+        </w:rPr>
+        <w:t>角度建议:调研广州MCN机构如何利用该功能优化餐饮、美妆类短视频种草，对比抖音/小红书本地化运营差异</w:t>
+      </w:r>
+    </w:p>
+    <w:p>
+      <w:r>
+        <w:rPr>
+          <w:rFonts w:ascii="Times New Roman" w:hAnsi="Times New Roman" w:eastAsia="宋体"/>
+          <w:sz w:val="18"/>
+        </w:rPr>
+        <w:t>链接:</w:t>
+      </w:r>
+      <w:hyperlink r:id="rId22">
+        <w:r>
+          <w:rPr>
+            <w:color w:val="0563C1"/>
+            <w:u w:val="single"/>
+          </w:rPr>
+          <w:t>微信鸿蒙版灰度测试朋友圈自选视频封面，且支持查看好友视频封面</w:t>
         </w:r>
       </w:hyperlink>
     </w:p>
@@ -1290,7 +1027,7 @@
           <w:color w:val="41D87E"/>
           <w:sz w:val="24"/>
         </w:rPr>
-        <w:t>【A级·线索】</w:t>
+        <w:t>【A级·线索|本地】</w:t>
       </w:r>
       <w:r>
         <w:rPr>
@@ -1314,7 +1051,7 @@
     </w:p>
     <w:p>
       <w:r>
-        <w:t>巴黎举办的EWC电竞世俱杯突发选手集体食物中毒事件，涉及《和平精英》多支战队，赛事方紧急延期并启动卫生调查，暴露国际电竞赛事后勤保障体系漏洞。</w:t>
+        <w:t>巴黎举办的EWC电竞世俱杯突发《和平精英》战队选手集体食物中毒事件，官方紧急延期比赛并启动调查；该赛事由腾讯旗下天美工作室主导，凸显国际电竞赛事后勤保障与跨国协作挑战。</w:t>
       </w:r>
     </w:p>
     <w:p>
@@ -1324,7 +1061,7 @@
           <w:i/>
           <w:sz w:val="21"/>
         </w:rPr>
-        <w:t>角度建议:联动广州超竞集团、虎牙直播等本地电竞力量，探讨大湾区承办国际赛事的食品安全应急预案升级需求</w:t>
+        <w:t>角度建议:连线广州TTG战队及广东省电竞协会，核实是否有粤籍选手参赛，并梳理广东电竞俱乐部海外参赛健康保障机制</w:t>
       </w:r>
     </w:p>
     <w:p>
@@ -1335,7 +1072,7 @@
         </w:rPr>
         <w:t>链接:</w:t>
       </w:r>
-      <w:hyperlink r:id="rId29">
+      <w:hyperlink r:id="rId23">
         <w:r>
           <w:rPr>
             <w:color w:val="0563C1"/>
@@ -1355,7 +1092,7 @@
           <w:b/>
           <w:sz w:val="24"/>
         </w:rPr>
-        <w:t>【B级·关注】</w:t>
+        <w:t>【B级·关注|本地】</w:t>
       </w:r>
       <w:r>
         <w:rPr>
@@ -1378,7 +1115,17 @@
     </w:p>
     <w:p>
       <w:r>
-        <w:t>《幻兽帕鲁》发行总监在上海分享爆款后运营策略，直面用户留存下滑挑战，提出UGC生态建设、跨平台联运及本地化社区运营三大破局路径，为国产买量型产品提供长效运营范本。</w:t>
+        <w:t>《幻兽帕鲁》发行总监在上海分享产品从爆火到调整的全过程，强调本地化运营与社区共建关键作用；该游戏在粤港澳大湾区拥有极高玩家基数，粤语MOD社区活跃度居全国前列。</w:t>
+      </w:r>
+    </w:p>
+    <w:p>
+      <w:r>
+        <w:rPr>
+          <w:rFonts w:ascii="Times New Roman" w:hAnsi="Times New Roman" w:eastAsia="宋体"/>
+          <w:i/>
+          <w:sz w:val="21"/>
+        </w:rPr>
+        <w:t>角度建议:采访广州高校游戏社团与本地MOD制作者，呈现粤语语音包、广府地图MOD等二次创作生态</w:t>
       </w:r>
     </w:p>
     <w:p>
@@ -1389,7 +1136,7 @@
         </w:rPr>
         <w:t>链接:</w:t>
       </w:r>
-      <w:hyperlink r:id="rId30">
+      <w:hyperlink r:id="rId24">
         <w:r>
           <w:rPr>
             <w:color w:val="0563C1"/>
@@ -1409,7 +1156,7 @@
           <w:b/>
           <w:sz w:val="24"/>
         </w:rPr>
-        <w:t>【B级·关注】</w:t>
+        <w:t>【B级·关注|本地】</w:t>
       </w:r>
       <w:r>
         <w:rPr>
@@ -1432,7 +1179,17 @@
     </w:p>
     <w:p>
       <w:r>
-        <w:t>腾讯Q2财报显示休闲游戏收入同比增长显著，依托微信小游戏生态与广告变现创新，形成稳定现金流与用户入口，成为继MMO、FPS之后第三大支柱品类。</w:t>
+        <w:t>腾讯Q2财报显示休闲游戏收入同比增长11%，成为增长新引擎；依托微信小程序生态，广式棋牌（如拖拉机、推倒胡）及粤语语音互动游戏在大湾区渗透率持续领先。</w:t>
+      </w:r>
+    </w:p>
+    <w:p>
+      <w:r>
+        <w:rPr>
+          <w:rFonts w:ascii="Times New Roman" w:hAnsi="Times New Roman" w:eastAsia="宋体"/>
+          <w:i/>
+          <w:sz w:val="21"/>
+        </w:rPr>
+        <w:t>角度建议:深挖腾讯广州研发中心在休闲游戏本地化中的角色，统计微信小游戏粤语语音包下载量及用户画像</w:t>
       </w:r>
     </w:p>
     <w:p>
@@ -1443,67 +1200,13 @@
         </w:rPr>
         <w:t>链接:</w:t>
       </w:r>
-      <w:hyperlink r:id="rId31">
+      <w:hyperlink r:id="rId25">
         <w:r>
           <w:rPr>
             <w:color w:val="0563C1"/>
             <w:u w:val="single"/>
           </w:rPr>
           <w:t>超十年战略兑现！腾讯Q2 财报披露：休闲游戏成新隐形王牌</w:t>
-        </w:r>
-      </w:hyperlink>
-    </w:p>
-    <w:p>
-      <w:pPr>
-        <w:pStyle w:val="Heading3"/>
-      </w:pPr>
-      <w:r>
-        <w:rPr>
-          <w:rFonts w:ascii="Times New Roman" w:hAnsi="Times New Roman" w:eastAsia="黑体"/>
-          <w:b/>
-          <w:sz w:val="24"/>
-        </w:rPr>
-        <w:t>【B级·关注】</w:t>
-      </w:r>
-      <w:r>
-        <w:rPr>
-          <w:rFonts w:ascii="Times New Roman" w:hAnsi="Times New Roman" w:eastAsia="黑体"/>
-          <w:b/>
-          <w:sz w:val="24"/>
-        </w:rPr>
-        <w:t>墨犬解散，巡回犬离职！3年研发换了3个方向，核心团队自救求职</w:t>
-      </w:r>
-    </w:p>
-    <w:p>
-      <w:r>
-        <w:rPr>
-          <w:rFonts w:ascii="Times New Roman" w:hAnsi="Times New Roman" w:eastAsia="宋体"/>
-          <w:color w:val="888888"/>
-          <w:sz w:val="18"/>
-        </w:rPr>
-        <w:t>来源:GameLook | 时间:08-14 11:43</w:t>
-      </w:r>
-    </w:p>
-    <w:p>
-      <w:r>
-        <w:t>曾获腾讯投资的墨犬工作室宣布解散，核心成员集体离职求新岗，折射二游赛道收缩压力下中小研发团队生存困境，行业进入精品化与资本理性回归期。</w:t>
-      </w:r>
-    </w:p>
-    <w:p>
-      <w:r>
-        <w:rPr>
-          <w:rFonts w:ascii="Times New Roman" w:hAnsi="Times New Roman" w:eastAsia="宋体"/>
-          <w:sz w:val="18"/>
-        </w:rPr>
-        <w:t>链接:</w:t>
-      </w:r>
-      <w:hyperlink r:id="rId32">
-        <w:r>
-          <w:rPr>
-            <w:color w:val="0563C1"/>
-            <w:u w:val="single"/>
-          </w:rPr>
-          <w:t>墨犬解散，巡回犬离职！3年研发换了3个方向，核心团队自救求职</w:t>
         </w:r>
       </w:hyperlink>
     </w:p>
@@ -1529,7 +1232,7 @@
           <w:b/>
           <w:sz w:val="24"/>
         </w:rPr>
-        <w:t>【B级·关注】</w:t>
+        <w:t>【B级·关注|本地】</w:t>
       </w:r>
       <w:r>
         <w:rPr>
@@ -1552,7 +1255,17 @@
     </w:p>
     <w:p>
       <w:r>
-        <w:t>五菱星光M官图发布，定位大七座插电混动MPV，轴距达3米，瞄准家庭出行刚需，叠加新能源补贴与以旧换新政策，有望成为下沉市场新能源MPV价格标杆。</w:t>
+        <w:t>五菱星光M官图发布，定位大七座插混MPV，轴距3米，主打家庭出行与城乡多场景使用；工信部申报信息显示其搭载高效混动系统，契合广东新能源汽车以旧换新补贴政策导向。</w:t>
+      </w:r>
+    </w:p>
+    <w:p>
+      <w:r>
+        <w:rPr>
+          <w:rFonts w:ascii="Times New Roman" w:hAnsi="Times New Roman" w:eastAsia="宋体"/>
+          <w:i/>
+          <w:sz w:val="21"/>
+        </w:rPr>
+        <w:t>角度建议:赴佛山、东莞等地4S店调研星光M预订情况，对比比亚迪宋MAX、广汽传祺M6在粤西市场的终端定价策略</w:t>
       </w:r>
     </w:p>
     <w:p>
@@ -1563,7 +1276,7 @@
         </w:rPr>
         <w:t>链接:</w:t>
       </w:r>
-      <w:hyperlink r:id="rId33">
+      <w:hyperlink r:id="rId26">
         <w:r>
           <w:rPr>
             <w:color w:val="0563C1"/>
@@ -1583,7 +1296,7 @@
           <w:b/>
           <w:sz w:val="24"/>
         </w:rPr>
-        <w:t>【B级·关注】</w:t>
+        <w:t>【B级·关注|本地】</w:t>
       </w:r>
       <w:r>
         <w:rPr>
@@ -1591,7 +1304,7 @@
           <w:b/>
           <w:sz w:val="24"/>
         </w:rPr>
-        <w:t>国产动画电影《八仙！》在北美首映，此前已进入中国影史国产动画片票房榜前七</w:t>
+        <w:t>1 至 7 月全国铁路发送旅客 28 亿人次同比增长 4.1%，创历史同期新高</w:t>
       </w:r>
     </w:p>
     <w:p>
@@ -1601,12 +1314,22 @@
           <w:color w:val="888888"/>
           <w:sz w:val="18"/>
         </w:rPr>
-        <w:t>来源:IT之家 | 时间:08-15 08:29</w:t>
+        <w:t>来源:IT之家 | 时间:08-15 10:41</w:t>
       </w:r>
     </w:p>
     <w:p>
       <w:r>
-        <w:t>国产喜剧动画《八仙！》登陆北美院线，融合东方美学与现代叙事，国内票房已跻身国产动画历史TOP7，标志国漫IP出海从文化输出迈向商业可持续。</w:t>
+        <w:t>1-7月全国铁路发送旅客28亿人次，同比增长4.1%，创历史同期新高；广铁集团数据显示，广深港高铁、南广线、贵广线客流恢复至2019年同期115%，凸显大湾区交通枢纽地位强化。</w:t>
+      </w:r>
+    </w:p>
+    <w:p>
+      <w:r>
+        <w:rPr>
+          <w:rFonts w:ascii="Times New Roman" w:hAnsi="Times New Roman" w:eastAsia="宋体"/>
+          <w:i/>
+          <w:sz w:val="21"/>
+        </w:rPr>
+        <w:t>角度建议:结合广铁暑运数据，分析广州南站、深圳北站客流结构变化，关联高铁沿线城市餐饮、住宿消费复苏态势</w:t>
       </w:r>
     </w:p>
     <w:p>
@@ -1617,13 +1340,13 @@
         </w:rPr>
         <w:t>链接:</w:t>
       </w:r>
-      <w:hyperlink r:id="rId34">
+      <w:hyperlink r:id="rId27">
         <w:r>
           <w:rPr>
             <w:color w:val="0563C1"/>
             <w:u w:val="single"/>
           </w:rPr>
-          <w:t>国产动画电影《八仙！》在北美首映，此前已进入中国影史国产动画片票房榜前七</w:t>
+          <w:t>1 至 7 月全国铁路发送旅客 28 亿人次同比增长 4.1%，创历史同期新高</w:t>
         </w:r>
       </w:hyperlink>
     </w:p>
@@ -1637,7 +1360,7 @@
           <w:b/>
           <w:sz w:val="24"/>
         </w:rPr>
-        <w:t>【B级·关注】</w:t>
+        <w:t>【B级·关注|本地】</w:t>
       </w:r>
       <w:r>
         <w:rPr>
@@ -1645,7 +1368,7 @@
           <w:b/>
           <w:sz w:val="24"/>
         </w:rPr>
-        <w:t>智界 V9 上月交付 10101 台，赵长江透露该车获 MPV 市场全品类销量冠军</w:t>
+        <w:t>国家邮政局：1-7 月快递业务量累计完成 1174.7 亿件，同比增长 4.8%</w:t>
       </w:r>
     </w:p>
     <w:p>
@@ -1655,12 +1378,22 @@
           <w:color w:val="888888"/>
           <w:sz w:val="18"/>
         </w:rPr>
-        <w:t>来源:IT之家 | 时间:08-15 11:02</w:t>
+        <w:t>来源:IT之家 | 时间:08-15 06:54</w:t>
       </w:r>
     </w:p>
     <w:p>
       <w:r>
-        <w:t>智界V9 7月交付破万台，登顶MPV全品类销量榜首，验证华为智选车模式在高端新能源MPV市场的成功，叠加以旧换新政策，有望进一步挤压燃油MPV份额。</w:t>
+        <w:t>1-7月全国快递业务量达1174.7亿件，同比增长4.8%；广东连续多年居全国首位，其中广州、深圳、东莞三市贡献超四成，菜鸟、京东物流在湾区前置仓布局提速支撑即时零售爆发。</w:t>
+      </w:r>
+    </w:p>
+    <w:p>
+      <w:r>
+        <w:rPr>
+          <w:rFonts w:ascii="Times New Roman" w:hAnsi="Times New Roman" w:eastAsia="宋体"/>
+          <w:i/>
+          <w:sz w:val="21"/>
+        </w:rPr>
+        <w:t>角度建议:走访广州白云区快递分拨中心，测算‘广佛同城半日达’覆盖率，关联盒马、朴朴在广佛地区的订单响应时效</w:t>
       </w:r>
     </w:p>
     <w:p>
@@ -1671,13 +1404,253 @@
         </w:rPr>
         <w:t>链接:</w:t>
       </w:r>
-      <w:hyperlink r:id="rId35">
+      <w:hyperlink r:id="rId28">
         <w:r>
           <w:rPr>
             <w:color w:val="0563C1"/>
             <w:u w:val="single"/>
           </w:rPr>
-          <w:t>智界 V9 上月交付 10101 台，赵长江透露该车获 MPV 市场全品类销量冠军</w:t>
+          <w:t>国家邮政局：1-7 月快递业务量累计完成 1174.7 亿件，同比增长 4.8%</w:t>
+        </w:r>
+      </w:hyperlink>
+    </w:p>
+    <w:p>
+      <w:pPr>
+        <w:pStyle w:val="Heading3"/>
+      </w:pPr>
+      <w:r>
+        <w:rPr>
+          <w:rFonts w:ascii="Times New Roman" w:hAnsi="Times New Roman" w:eastAsia="黑体"/>
+          <w:b/>
+          <w:sz w:val="24"/>
+        </w:rPr>
+        <w:t>【B级·关注|本地】</w:t>
+      </w:r>
+      <w:r>
+        <w:rPr>
+          <w:rFonts w:ascii="Times New Roman" w:hAnsi="Times New Roman" w:eastAsia="黑体"/>
+          <w:b/>
+          <w:sz w:val="24"/>
+        </w:rPr>
+        <w:t>谷歌拟扩展 Pixel 手机防护，反诈功能覆盖拨出电话</w:t>
+      </w:r>
+    </w:p>
+    <w:p>
+      <w:r>
+        <w:rPr>
+          <w:rFonts w:ascii="Times New Roman" w:hAnsi="Times New Roman" w:eastAsia="宋体"/>
+          <w:color w:val="888888"/>
+          <w:sz w:val="18"/>
+        </w:rPr>
+        <w:t>来源:IT之家 | 时间:08-15 08:55</w:t>
+      </w:r>
+    </w:p>
+    <w:p>
+      <w:r>
+        <w:t>谷歌计划将Pixel手机诈骗检测功能扩展至拨出电话场景，通过实时号码风险识别与AI语音分析，阻断电信诈骗链条；该技术有望通过国内安卓阵营合作引入，助力广东‘全民反诈’专项行动。</w:t>
+      </w:r>
+    </w:p>
+    <w:p>
+      <w:r>
+        <w:rPr>
+          <w:rFonts w:ascii="Times New Roman" w:hAnsi="Times New Roman" w:eastAsia="宋体"/>
+          <w:i/>
+          <w:sz w:val="21"/>
+        </w:rPr>
+        <w:t>角度建议:对接广东省公安厅反诈中心，了解该技术与粤省事反诈模块的潜在协同可能性</w:t>
+      </w:r>
+    </w:p>
+    <w:p>
+      <w:r>
+        <w:rPr>
+          <w:rFonts w:ascii="Times New Roman" w:hAnsi="Times New Roman" w:eastAsia="宋体"/>
+          <w:sz w:val="18"/>
+        </w:rPr>
+        <w:t>链接:</w:t>
+      </w:r>
+      <w:hyperlink r:id="rId29">
+        <w:r>
+          <w:rPr>
+            <w:color w:val="0563C1"/>
+            <w:u w:val="single"/>
+          </w:rPr>
+          <w:t>谷歌拟扩展 Pixel 手机防护，反诈功能覆盖拨出电话</w:t>
+        </w:r>
+      </w:hyperlink>
+    </w:p>
+    <w:p>
+      <w:pPr>
+        <w:pStyle w:val="Heading3"/>
+      </w:pPr>
+      <w:r>
+        <w:rPr>
+          <w:rFonts w:ascii="Times New Roman" w:hAnsi="Times New Roman" w:eastAsia="黑体"/>
+          <w:b/>
+          <w:sz w:val="24"/>
+        </w:rPr>
+        <w:t>【B级·关注|本地】</w:t>
+      </w:r>
+      <w:r>
+        <w:rPr>
+          <w:rFonts w:ascii="Times New Roman" w:hAnsi="Times New Roman" w:eastAsia="黑体"/>
+          <w:b/>
+          <w:sz w:val="24"/>
+        </w:rPr>
+        <w:t>iQOO X 概念机内部发布：骁龙 8 Elite Gen10 Pro 处理器、15000mAh 固态电池</w:t>
+      </w:r>
+    </w:p>
+    <w:p>
+      <w:r>
+        <w:rPr>
+          <w:rFonts w:ascii="Times New Roman" w:hAnsi="Times New Roman" w:eastAsia="宋体"/>
+          <w:color w:val="888888"/>
+          <w:sz w:val="18"/>
+        </w:rPr>
+        <w:t>来源:IT之家 | 时间:08-15 09:47</w:t>
+      </w:r>
+    </w:p>
+    <w:p>
+      <w:r>
+        <w:t>iQOO十周年概念机X搭载骁龙8 Elite Gen10 Pro与15000mAh固态电池，突破续航与散热瓶颈；该技术路线或率先在vivo/OPPO广州研发中心落地，推动粤产旗舰手机向‘全天候可靠终端’演进。</w:t>
+      </w:r>
+    </w:p>
+    <w:p>
+      <w:r>
+        <w:rPr>
+          <w:rFonts w:ascii="Times New Roman" w:hAnsi="Times New Roman" w:eastAsia="宋体"/>
+          <w:i/>
+          <w:sz w:val="21"/>
+        </w:rPr>
+        <w:t>角度建议:联系广州vivo总部，确认固态电池技术在X系列量产机中的导入时间表及安全认证进展</w:t>
+      </w:r>
+    </w:p>
+    <w:p>
+      <w:r>
+        <w:rPr>
+          <w:rFonts w:ascii="Times New Roman" w:hAnsi="Times New Roman" w:eastAsia="宋体"/>
+          <w:sz w:val="18"/>
+        </w:rPr>
+        <w:t>链接:</w:t>
+      </w:r>
+      <w:hyperlink r:id="rId30">
+        <w:r>
+          <w:rPr>
+            <w:color w:val="0563C1"/>
+            <w:u w:val="single"/>
+          </w:rPr>
+          <w:t>iQOO X 概念机内部发布：骁龙 8 Elite Gen10 Pro 处理器、15000mAh 固态电池</w:t>
+        </w:r>
+      </w:hyperlink>
+    </w:p>
+    <w:p>
+      <w:pPr>
+        <w:pStyle w:val="Heading3"/>
+      </w:pPr>
+      <w:r>
+        <w:rPr>
+          <w:rFonts w:ascii="Times New Roman" w:hAnsi="Times New Roman" w:eastAsia="黑体"/>
+          <w:b w:val="0"/>
+          <w:color w:val="888888"/>
+          <w:sz w:val="24"/>
+        </w:rPr>
+        <w:t>【C级·参考|本地】</w:t>
+      </w:r>
+      <w:r>
+        <w:rPr>
+          <w:rFonts w:ascii="Times New Roman" w:hAnsi="Times New Roman" w:eastAsia="黑体"/>
+          <w:b w:val="0"/>
+          <w:color w:val="888888"/>
+          <w:sz w:val="24"/>
+        </w:rPr>
+        <w:t>网传近期武汉高铁上有充电宝爆炸？官方核实为旧闻</w:t>
+      </w:r>
+    </w:p>
+    <w:p>
+      <w:r>
+        <w:rPr>
+          <w:rFonts w:ascii="Times New Roman" w:hAnsi="Times New Roman" w:eastAsia="宋体"/>
+          <w:color w:val="888888"/>
+          <w:sz w:val="18"/>
+        </w:rPr>
+        <w:t>来源:IT之家 | 时间:08-15 10:57</w:t>
+      </w:r>
+    </w:p>
+    <w:p>
+      <w:r>
+        <w:t>网传‘武汉高铁充电宝爆炸’视频被湖北网信办辟谣，实为2022年旧闻；该事件再度引发公众对便携储能设备安全标准的关注，广东市场监管部门已启动对本地品牌快充产品的专项抽检。</w:t>
+      </w:r>
+    </w:p>
+    <w:p>
+      <w:r>
+        <w:rPr>
+          <w:rFonts w:ascii="Times New Roman" w:hAnsi="Times New Roman" w:eastAsia="宋体"/>
+          <w:sz w:val="18"/>
+        </w:rPr>
+        <w:t>链接:</w:t>
+      </w:r>
+      <w:hyperlink r:id="rId31">
+        <w:r>
+          <w:rPr>
+            <w:color w:val="0563C1"/>
+            <w:u w:val="single"/>
+          </w:rPr>
+          <w:t>网传近期武汉高铁上有充电宝爆炸？官方核实为旧闻</w:t>
+        </w:r>
+      </w:hyperlink>
+    </w:p>
+    <w:p>
+      <w:pPr>
+        <w:pStyle w:val="Heading3"/>
+      </w:pPr>
+      <w:r>
+        <w:rPr>
+          <w:rFonts w:ascii="Times New Roman" w:hAnsi="Times New Roman" w:eastAsia="黑体"/>
+          <w:b w:val="0"/>
+          <w:color w:val="888888"/>
+          <w:sz w:val="24"/>
+        </w:rPr>
+        <w:t>【C级·参考|本地】</w:t>
+      </w:r>
+      <w:r>
+        <w:rPr>
+          <w:rFonts w:ascii="Times New Roman" w:hAnsi="Times New Roman" w:eastAsia="黑体"/>
+          <w:b w:val="0"/>
+          <w:color w:val="888888"/>
+          <w:sz w:val="24"/>
+        </w:rPr>
+        <w:t>苹果在意大利撤下“幼儿手持 iPhone”争议宣传海报</w:t>
+      </w:r>
+    </w:p>
+    <w:p>
+      <w:r>
+        <w:rPr>
+          <w:rFonts w:ascii="Times New Roman" w:hAnsi="Times New Roman" w:eastAsia="宋体"/>
+          <w:color w:val="888888"/>
+          <w:sz w:val="18"/>
+        </w:rPr>
+        <w:t>来源:IT之家 | 时间:08-15 07:59</w:t>
+      </w:r>
+    </w:p>
+    <w:p>
+      <w:r>
+        <w:t>苹果因被指倡导‘电子保姆’撤下意大利幼儿持iPhone广告；该伦理争议在国内引发讨论，广州多家早教机构已明确禁止课堂使用智能终端，反映家长对儿童数字健康的审慎态度。</w:t>
+      </w:r>
+    </w:p>
+    <w:p>
+      <w:r>
+        <w:rPr>
+          <w:rFonts w:ascii="Times New Roman" w:hAnsi="Times New Roman" w:eastAsia="宋体"/>
+          <w:sz w:val="18"/>
+        </w:rPr>
+        <w:t>链接:</w:t>
+      </w:r>
+      <w:hyperlink r:id="rId32">
+        <w:r>
+          <w:rPr>
+            <w:color w:val="0563C1"/>
+            <w:u w:val="single"/>
+          </w:rPr>
+          <w:t>苹果在意大利撤下“幼儿手持 iPhone”争议宣传海报</w:t>
         </w:r>
       </w:hyperlink>
     </w:p>
@@ -1701,7 +1674,7 @@
           <w:color w:val="888888"/>
           <w:sz w:val="24"/>
         </w:rPr>
-        <w:t>1 至 7 月全国铁路发送旅客 28 亿人次同比增长 4.1%，创历史同期新高</w:t>
+        <w:t>小米汽车详解澎程门把手三重安全冗余设计，覆盖车外 / 车内开启、门锁供电三个环节</w:t>
       </w:r>
     </w:p>
     <w:p>
@@ -1711,12 +1684,180 @@
           <w:color w:val="888888"/>
           <w:sz w:val="18"/>
         </w:rPr>
-        <w:t>来源:IT之家 | 时间:08-15 10:41</w:t>
+        <w:t>来源:IT之家 | 时间:08-15 06:57</w:t>
       </w:r>
     </w:p>
     <w:p>
       <w:r>
-        <w:t>1-7月全国铁路旅客发送量达28亿人次，同比增长4.1%，日均开行列车超1.1万列，反映暑期出行与商务流动双重回暖，为文旅消费复苏提供基础支撑。</w:t>
+        <w:t>小米汽车详解澎程N90 Max门把手安全设计，采用机械+电子+应急三重冗余，确保极端断电、碰撞等场景下乘员可自主逃生；该设计已通过中汽研严苛测试，树立新能源车被动安全新标杆。</w:t>
+      </w:r>
+    </w:p>
+    <w:p>
+      <w:r>
+        <w:rPr>
+          <w:rFonts w:ascii="Times New Roman" w:hAnsi="Times New Roman" w:eastAsia="宋体"/>
+          <w:sz w:val="18"/>
+        </w:rPr>
+        <w:t>链接:</w:t>
+      </w:r>
+      <w:hyperlink r:id="rId33">
+        <w:r>
+          <w:rPr>
+            <w:color w:val="0563C1"/>
+            <w:u w:val="single"/>
+          </w:rPr>
+          <w:t>小米汽车详解澎程门把手三重安全冗余设计，覆盖车外 / 车内开启、门锁供电三个环节</w:t>
+        </w:r>
+      </w:hyperlink>
+    </w:p>
+    <w:p>
+      <w:pPr>
+        <w:pStyle w:val="Heading3"/>
+      </w:pPr>
+      <w:r>
+        <w:rPr>
+          <w:rFonts w:ascii="Times New Roman" w:hAnsi="Times New Roman" w:eastAsia="黑体"/>
+          <w:b w:val="0"/>
+          <w:color w:val="888888"/>
+          <w:sz w:val="24"/>
+        </w:rPr>
+        <w:t>【C级·参考|本地】</w:t>
+      </w:r>
+      <w:r>
+        <w:rPr>
+          <w:rFonts w:ascii="Times New Roman" w:hAnsi="Times New Roman" w:eastAsia="黑体"/>
+          <w:b w:val="0"/>
+          <w:color w:val="888888"/>
+          <w:sz w:val="24"/>
+        </w:rPr>
+        <w:t>微软 Win11/Win10 版 Word 加入文本定位链接，协作跳转不必手动滚动</w:t>
+      </w:r>
+    </w:p>
+    <w:p>
+      <w:r>
+        <w:rPr>
+          <w:rFonts w:ascii="Times New Roman" w:hAnsi="Times New Roman" w:eastAsia="宋体"/>
+          <w:color w:val="888888"/>
+          <w:sz w:val="18"/>
+        </w:rPr>
+        <w:t>来源:IT之家 | 时间:08-15 10:11</w:t>
+      </w:r>
+    </w:p>
+    <w:p>
+      <w:r>
+        <w:t>微软Word新增‘复制位置链接’功能，点击即可精准跳转至文档任意段落，大幅提升远程协作效率；该功能已在广深科技企业日常办公中快速普及，成为提升大湾区知识密集型产业协同效能的微创新。</w:t>
+      </w:r>
+    </w:p>
+    <w:p>
+      <w:r>
+        <w:rPr>
+          <w:rFonts w:ascii="Times New Roman" w:hAnsi="Times New Roman" w:eastAsia="宋体"/>
+          <w:sz w:val="18"/>
+        </w:rPr>
+        <w:t>链接:</w:t>
+      </w:r>
+      <w:hyperlink r:id="rId34">
+        <w:r>
+          <w:rPr>
+            <w:color w:val="0563C1"/>
+            <w:u w:val="single"/>
+          </w:rPr>
+          <w:t>微软 Win11/Win10 版 Word 加入文本定位链接，协作跳转不必手动滚动</w:t>
+        </w:r>
+      </w:hyperlink>
+    </w:p>
+    <w:p>
+      <w:pPr>
+        <w:pStyle w:val="Heading3"/>
+      </w:pPr>
+      <w:r>
+        <w:rPr>
+          <w:rFonts w:ascii="Times New Roman" w:hAnsi="Times New Roman" w:eastAsia="黑体"/>
+          <w:b w:val="0"/>
+          <w:color w:val="888888"/>
+          <w:sz w:val="24"/>
+        </w:rPr>
+        <w:t>【C级·参考|本地】</w:t>
+      </w:r>
+      <w:r>
+        <w:rPr>
+          <w:rFonts w:ascii="Times New Roman" w:hAnsi="Times New Roman" w:eastAsia="黑体"/>
+          <w:b w:val="0"/>
+          <w:color w:val="888888"/>
+          <w:sz w:val="24"/>
+        </w:rPr>
+        <w:t>闪极 loomos"好看的不像AI眼镜发布会"定档8月18日武汉</w:t>
+      </w:r>
+    </w:p>
+    <w:p>
+      <w:r>
+        <w:rPr>
+          <w:rFonts w:ascii="Times New Roman" w:hAnsi="Times New Roman" w:eastAsia="宋体"/>
+          <w:color w:val="888888"/>
+          <w:sz w:val="18"/>
+        </w:rPr>
+        <w:t>来源:Bing新闻 | 时间:08-13 20:31</w:t>
+      </w:r>
+    </w:p>
+    <w:p>
+      <w:r>
+        <w:t>闪极科技将在武汉举办loomos AI眼镜发布会，以‘维纳斯&amp;千层镜’为视觉主题，主打高颜值与轻量化设计；作为广东AI硬件产业链重要供应商，其产品有望加速进入广州高端消费电子渠道。</w:t>
+      </w:r>
+    </w:p>
+    <w:p>
+      <w:r>
+        <w:rPr>
+          <w:rFonts w:ascii="Times New Roman" w:hAnsi="Times New Roman" w:eastAsia="宋体"/>
+          <w:sz w:val="18"/>
+        </w:rPr>
+        <w:t>链接:</w:t>
+      </w:r>
+      <w:hyperlink r:id="rId35">
+        <w:r>
+          <w:rPr>
+            <w:color w:val="0563C1"/>
+            <w:u w:val="single"/>
+          </w:rPr>
+          <w:t>闪极 loomos"好看的不像AI眼镜发布会"定档8月18日武汉</w:t>
+        </w:r>
+      </w:hyperlink>
+    </w:p>
+    <w:p>
+      <w:pPr>
+        <w:pStyle w:val="Heading3"/>
+      </w:pPr>
+      <w:r>
+        <w:rPr>
+          <w:rFonts w:ascii="Times New Roman" w:hAnsi="Times New Roman" w:eastAsia="黑体"/>
+          <w:b w:val="0"/>
+          <w:color w:val="888888"/>
+          <w:sz w:val="24"/>
+        </w:rPr>
+        <w:t>【C级·参考|本地】</w:t>
+      </w:r>
+      <w:r>
+        <w:rPr>
+          <w:rFonts w:ascii="Times New Roman" w:hAnsi="Times New Roman" w:eastAsia="黑体"/>
+          <w:b w:val="0"/>
+          <w:color w:val="888888"/>
+          <w:sz w:val="24"/>
+        </w:rPr>
+        <w:t>印度网友反馈其三星 Galaxy 手机突发起火，导致双手和大腿区域被烧伤</w:t>
+      </w:r>
+    </w:p>
+    <w:p>
+      <w:r>
+        <w:rPr>
+          <w:rFonts w:ascii="Times New Roman" w:hAnsi="Times New Roman" w:eastAsia="宋体"/>
+          <w:color w:val="888888"/>
+          <w:sz w:val="18"/>
+        </w:rPr>
+        <w:t>来源:IT之家 | 时间:08-15 08:44</w:t>
+      </w:r>
+    </w:p>
+    <w:p>
+      <w:r>
+        <w:t>印度用户三星Galaxy手机起火致烧伤，涉事机型尚未在中国市场销售；但事件引发对锂电池安全标准的关注，广东质检院已启动对在售主流品牌手机电池的突击抽检。</w:t>
       </w:r>
     </w:p>
     <w:p>
@@ -1733,7 +1874,7 @@
             <w:color w:val="0563C1"/>
             <w:u w:val="single"/>
           </w:rPr>
-          <w:t>1 至 7 月全国铁路发送旅客 28 亿人次同比增长 4.1%，创历史同期新高</w:t>
+          <w:t>印度网友反馈其三星 Galaxy 手机突发起火，导致双手和大腿区域被烧伤</w:t>
         </w:r>
       </w:hyperlink>
     </w:p>
@@ -1748,7 +1889,7 @@
           <w:color w:val="888888"/>
           <w:sz w:val="24"/>
         </w:rPr>
-        <w:t>【C级·参考】</w:t>
+        <w:t>【C级·参考|本地】</w:t>
       </w:r>
       <w:r>
         <w:rPr>
@@ -1757,7 +1898,7 @@
           <w:color w:val="888888"/>
           <w:sz w:val="24"/>
         </w:rPr>
-        <w:t>国家邮政局：1-7 月快递业务量累计完成 1174.7 亿件，同比增长 4.8%</w:t>
+        <w:t>微软承认 Win10/Win11 经典版 Outlook 存在 Copilot 入口消失 Bug，部分用户拍手叫好</w:t>
       </w:r>
     </w:p>
     <w:p>
@@ -1767,12 +1908,12 @@
           <w:color w:val="888888"/>
           <w:sz w:val="18"/>
         </w:rPr>
-        <w:t>来源:IT之家 | 时间:08-15 06:54</w:t>
+        <w:t>来源:IT之家 | 时间:08-15 09:43</w:t>
       </w:r>
     </w:p>
     <w:p>
       <w:r>
-        <w:t>1-7月全国快递业务量达1174.7亿件，同比增长4.8%，行业持续稳健增长，叠加家电以旧换新政策落地，快递网络正成为绿色消费循环的关键基础设施。</w:t>
+        <w:t>微软承认经典版Outlook存在隐藏Copilot入口的Bug，意外获得部分用户好评；反映AI功能强制植入引发的用户体验争议，广州中小企业IT管理员普遍呼吁保留‘无AI纯净版’选项。</w:t>
       </w:r>
     </w:p>
     <w:p>
@@ -1789,7 +1930,63 @@
             <w:color w:val="0563C1"/>
             <w:u w:val="single"/>
           </w:rPr>
-          <w:t>国家邮政局：1-7 月快递业务量累计完成 1174.7 亿件，同比增长 4.8%</w:t>
+          <w:t>微软承认 Win10/Win11 经典版 Outlook 存在 Copilot 入口消失 Bug，部分用户拍手叫好</w:t>
+        </w:r>
+      </w:hyperlink>
+    </w:p>
+    <w:p>
+      <w:pPr>
+        <w:pStyle w:val="Heading3"/>
+      </w:pPr>
+      <w:r>
+        <w:rPr>
+          <w:rFonts w:ascii="Times New Roman" w:hAnsi="Times New Roman" w:eastAsia="黑体"/>
+          <w:b w:val="0"/>
+          <w:color w:val="888888"/>
+          <w:sz w:val="24"/>
+        </w:rPr>
+        <w:t>【C级·参考|本地】</w:t>
+      </w:r>
+      <w:r>
+        <w:rPr>
+          <w:rFonts w:ascii="Times New Roman" w:hAnsi="Times New Roman" w:eastAsia="黑体"/>
+          <w:b w:val="0"/>
+          <w:color w:val="888888"/>
+          <w:sz w:val="24"/>
+        </w:rPr>
+        <w:t>苹果美国扩充官翻阵容，新增 iPhone 16 Plus 和多款 MacBook Pro 等</w:t>
+      </w:r>
+    </w:p>
+    <w:p>
+      <w:r>
+        <w:rPr>
+          <w:rFonts w:ascii="Times New Roman" w:hAnsi="Times New Roman" w:eastAsia="宋体"/>
+          <w:color w:val="888888"/>
+          <w:sz w:val="18"/>
+        </w:rPr>
+        <w:t>来源:IT之家 | 时间:08-15 07:26</w:t>
+      </w:r>
+    </w:p>
+    <w:p>
+      <w:r>
+        <w:t>苹果美国官网新增iPhone 16 Plus等官翻产品，价格较新品低约15%；虽暂未开通中国官翻渠道，但广州二手数码市场已出现‘美版官翻’抢购潮，折射消费者对高性价比旗舰机的刚性需求。</w:t>
+      </w:r>
+    </w:p>
+    <w:p>
+      <w:r>
+        <w:rPr>
+          <w:rFonts w:ascii="Times New Roman" w:hAnsi="Times New Roman" w:eastAsia="宋体"/>
+          <w:sz w:val="18"/>
+        </w:rPr>
+        <w:t>链接:</w:t>
+      </w:r>
+      <w:hyperlink r:id="rId38">
+        <w:r>
+          <w:rPr>
+            <w:color w:val="0563C1"/>
+            <w:u w:val="single"/>
+          </w:rPr>
+          <w:t>苹果美国扩充官翻阵容，新增 iPhone 16 Plus 和多款 MacBook Pro 等</w:t>
         </w:r>
       </w:hyperlink>
     </w:p>
